--- a/docs/pseudo readthedocs chronos.docx
+++ b/docs/pseudo readthedocs chronos.docx
@@ -1,6 +1,6 @@
 
 <file path=word/document.xml><?xml version="1.0" encoding="utf-8"?>
-<w:document xmlns:wpc="http://schemas.microsoft.com/office/word/2010/wordprocessingCanvas" xmlns:cx="http://schemas.microsoft.com/office/drawing/2014/chartex" xmlns:cx1="http://schemas.microsoft.com/office/drawing/2015/9/8/chartex" xmlns:cx2="http://schemas.microsoft.com/office/drawing/2015/10/21/chartex" xmlns:cx3="http://schemas.microsoft.com/office/drawing/2016/5/9/chartex" xmlns:cx4="http://schemas.microsoft.com/office/drawing/2016/5/10/chartex" xmlns:cx5="http://schemas.microsoft.com/office/drawing/2016/5/11/chartex" xmlns:cx6="http://schemas.microsoft.com/office/drawing/2016/5/12/chartex" xmlns:cx7="http://schemas.microsoft.com/office/drawing/2016/5/13/chartex" xmlns:cx8="http://schemas.microsoft.com/office/drawing/2016/5/14/chartex" xmlns:mc="http://schemas.openxmlformats.org/markup-compatibility/2006" xmlns:aink="http://schemas.microsoft.com/office/drawing/2016/ink" xmlns:am3d="http://schemas.microsoft.com/office/drawing/2017/model3d" xmlns:o="urn:schemas-microsoft-com:office:office" xmlns:r="http://schemas.openxmlformats.org/officeDocument/2006/relationships" xmlns:m="http://schemas.openxmlformats.org/officeDocument/2006/math" xmlns:v="urn:schemas-microsoft-com:vml" xmlns:wp14="http://schemas.microsoft.com/office/word/2010/wordprocessingDrawing" xmlns:wp="http://schemas.openxmlformats.org/drawingml/2006/wordprocessingDrawing" xmlns:w10="urn:schemas-microsoft-com:office:word" xmlns:w="http://schemas.openxmlformats.org/wordprocessingml/2006/main" xmlns:w14="http://schemas.microsoft.com/office/word/2010/wordml" xmlns:w15="http://schemas.microsoft.com/office/word/2012/wordml" xmlns:w16cid="http://schemas.microsoft.com/office/word/2016/wordml/cid" xmlns:w16se="http://schemas.microsoft.com/office/word/2015/wordml/symex" xmlns:wpg="http://schemas.microsoft.com/office/word/2010/wordprocessingGroup" xmlns:wpi="http://schemas.microsoft.com/office/word/2010/wordprocessingInk" xmlns:wne="http://schemas.microsoft.com/office/word/2006/wordml" xmlns:wps="http://schemas.microsoft.com/office/word/2010/wordprocessingShape" mc:Ignorable="w14 w15 w16se w16cid wp14">
+<w:document xmlns:wpc="http://schemas.microsoft.com/office/word/2010/wordprocessingCanvas" xmlns:cx="http://schemas.microsoft.com/office/drawing/2014/chartex" xmlns:cx1="http://schemas.microsoft.com/office/drawing/2015/9/8/chartex" xmlns:cx2="http://schemas.microsoft.com/office/drawing/2015/10/21/chartex" xmlns:cx3="http://schemas.microsoft.com/office/drawing/2016/5/9/chartex" xmlns:cx4="http://schemas.microsoft.com/office/drawing/2016/5/10/chartex" xmlns:cx5="http://schemas.microsoft.com/office/drawing/2016/5/11/chartex" xmlns:cx6="http://schemas.microsoft.com/office/drawing/2016/5/12/chartex" xmlns:cx7="http://schemas.microsoft.com/office/drawing/2016/5/13/chartex" xmlns:cx8="http://schemas.microsoft.com/office/drawing/2016/5/14/chartex" xmlns:mc="http://schemas.openxmlformats.org/markup-compatibility/2006" xmlns:aink="http://schemas.microsoft.com/office/drawing/2016/ink" xmlns:am3d="http://schemas.microsoft.com/office/drawing/2017/model3d" xmlns:o="urn:schemas-microsoft-com:office:office" xmlns:r="http://schemas.openxmlformats.org/officeDocument/2006/relationships" xmlns:m="http://schemas.openxmlformats.org/officeDocument/2006/math" xmlns:v="urn:schemas-microsoft-com:vml" xmlns:wp14="http://schemas.microsoft.com/office/word/2010/wordprocessingDrawing" xmlns:wp="http://schemas.openxmlformats.org/drawingml/2006/wordprocessingDrawing" xmlns:w10="urn:schemas-microsoft-com:office:word" xmlns:w="http://schemas.openxmlformats.org/wordprocessingml/2006/main" xmlns:w14="http://schemas.microsoft.com/office/word/2010/wordml" xmlns:w15="http://schemas.microsoft.com/office/word/2012/wordml" xmlns:w16cex="http://schemas.microsoft.com/office/word/2018/wordml/cex" xmlns:w16cid="http://schemas.microsoft.com/office/word/2016/wordml/cid" xmlns:w16="http://schemas.microsoft.com/office/word/2018/wordml" xmlns:w16se="http://schemas.microsoft.com/office/word/2015/wordml/symex" xmlns:wpg="http://schemas.microsoft.com/office/word/2010/wordprocessingGroup" xmlns:wpi="http://schemas.microsoft.com/office/word/2010/wordprocessingInk" xmlns:wne="http://schemas.microsoft.com/office/word/2006/wordml" xmlns:wps="http://schemas.microsoft.com/office/word/2010/wordprocessingShape" mc:Ignorable="w14 w15 w16se w16cid w16 w16cex wp14">
   <w:body>
     <w:p>
       <w:pPr>
@@ -56,7 +56,21 @@
         <w:rPr>
           <w:lang w:val="en"/>
         </w:rPr>
-        <w:t xml:space="preserve"> helpers for converting time values. The first helper confirms whether a specified year is a leap year. The second helper detects North American Daylight Saving Time (DST) from a Standard Time (</w:t>
+        <w:t xml:space="preserve"> helpers for converting time values. The first helper confirms whether a specified year is a leap year. The second helper detects North American </w:t>
+      </w:r>
+      <w:proofErr w:type="gramStart"/>
+      <w:r>
+        <w:rPr>
+          <w:lang w:val="en"/>
+        </w:rPr>
+        <w:t>Daylight Saving</w:t>
+      </w:r>
+      <w:proofErr w:type="gramEnd"/>
+      <w:r>
+        <w:rPr>
+          <w:lang w:val="en"/>
+        </w:rPr>
+        <w:t xml:space="preserve"> Time (DST) from a Standard Time (</w:t>
       </w:r>
       <w:proofErr w:type="spellStart"/>
       <w:r>
@@ -92,14 +106,6 @@
         </w:rPr>
         <w:t xml:space="preserve"> structured time object to a DST value, if appropriate.</w:t>
       </w:r>
-    </w:p>
-    <w:p>
-      <w:pPr>
-        <w:spacing w:after="0" w:line="240" w:lineRule="auto"/>
-        <w:rPr>
-          <w:lang w:val="en"/>
-        </w:rPr>
-      </w:pPr>
     </w:p>
     <w:p>
       <w:pPr>
@@ -206,16 +212,6 @@
           <w:t>https://github.com/adafruit/circuitpython/releases</w:t>
         </w:r>
       </w:hyperlink>
-    </w:p>
-    <w:p>
-      <w:pPr>
-        <w:pStyle w:val="NoSpacing"/>
-        <w:rPr>
-          <w:sz w:val="20"/>
-          <w:szCs w:val="20"/>
-          <w:lang w:val="en"/>
-        </w:rPr>
-      </w:pPr>
     </w:p>
     <w:p>
       <w:pPr>
@@ -292,6 +288,7 @@
               <w:t xml:space="preserve"> </w:t>
             </w:r>
             <w:proofErr w:type="spellStart"/>
+            <w:proofErr w:type="gramStart"/>
             <w:r>
               <w:rPr>
                 <w:bCs/>
@@ -306,7 +303,16 @@
                 <w:iCs/>
                 <w:lang w:val="en"/>
               </w:rPr>
-              <w:t>hronos.leap_year</w:t>
+              <w:t>hronos.leap</w:t>
+            </w:r>
+            <w:proofErr w:type="gramEnd"/>
+            <w:r>
+              <w:rPr>
+                <w:bCs/>
+                <w:iCs/>
+                <w:lang w:val="en"/>
+              </w:rPr>
+              <w:t>_year</w:t>
             </w:r>
             <w:proofErr w:type="spellEnd"/>
             <w:r>
@@ -469,11 +475,16 @@
             <w:r>
               <w:t xml:space="preserve">integer. No default </w:t>
             </w:r>
+            <w:proofErr w:type="gramStart"/>
             <w:r>
               <w:t>valu</w:t>
             </w:r>
             <w:r>
-              <w:t>e.</w:t>
+              <w:t>e</w:t>
+            </w:r>
+            <w:proofErr w:type="gramEnd"/>
+            <w:r>
+              <w:t>.</w:t>
             </w:r>
           </w:p>
         </w:tc>
@@ -482,6 +493,617 @@
     <w:p>
       <w:pPr>
         <w:rPr>
+          <w:szCs w:val="20"/>
+          <w:lang w:val="en"/>
+        </w:rPr>
+      </w:pPr>
+    </w:p>
+    <w:p>
+      <w:pPr>
+        <w:pStyle w:val="Heading3"/>
+        <w:rPr>
+          <w:lang w:val="en"/>
+        </w:rPr>
+      </w:pPr>
+      <w:r>
+        <w:rPr>
+          <w:lang w:val="en"/>
+        </w:rPr>
+        <w:t>Example:</w:t>
+      </w:r>
+    </w:p>
+    <w:tbl>
+      <w:tblPr>
+        <w:tblStyle w:val="TableGrid"/>
+        <w:tblW w:w="8118" w:type="dxa"/>
+        <w:jc w:val="center"/>
+        <w:tblBorders>
+          <w:top w:val="single" w:sz="24" w:space="0" w:color="9CC2E5" w:themeColor="accent5" w:themeTint="99"/>
+          <w:left w:val="none" w:sz="0" w:space="0" w:color="auto"/>
+          <w:bottom w:val="none" w:sz="0" w:space="0" w:color="auto"/>
+          <w:right w:val="none" w:sz="0" w:space="0" w:color="auto"/>
+          <w:insideH w:val="none" w:sz="0" w:space="0" w:color="auto"/>
+          <w:insideV w:val="none" w:sz="0" w:space="0" w:color="auto"/>
+        </w:tblBorders>
+        <w:shd w:val="clear" w:color="auto" w:fill="E2EFD9" w:themeFill="accent6" w:themeFillTint="33"/>
+        <w:tblLook w:val="04A0" w:firstRow="1" w:lastRow="0" w:firstColumn="1" w:lastColumn="0" w:noHBand="0" w:noVBand="1"/>
+      </w:tblPr>
+      <w:tblGrid>
+        <w:gridCol w:w="8118"/>
+      </w:tblGrid>
+      <w:tr>
+        <w:trPr>
+          <w:jc w:val="center"/>
+        </w:trPr>
+        <w:tc>
+          <w:tcPr>
+            <w:tcW w:w="8118" w:type="dxa"/>
+            <w:tcBorders>
+              <w:top w:val="double" w:sz="4" w:space="0" w:color="70AD47" w:themeColor="accent6"/>
+              <w:left w:val="double" w:sz="4" w:space="0" w:color="70AD47" w:themeColor="accent6"/>
+              <w:bottom w:val="double" w:sz="4" w:space="0" w:color="70AD47" w:themeColor="accent6"/>
+              <w:right w:val="double" w:sz="4" w:space="0" w:color="70AD47" w:themeColor="accent6"/>
+            </w:tcBorders>
+            <w:shd w:val="clear" w:color="auto" w:fill="E2EFD9" w:themeFill="accent6" w:themeFillTint="33"/>
+          </w:tcPr>
+          <w:p>
+            <w:pPr>
+              <w:autoSpaceDE w:val="0"/>
+              <w:autoSpaceDN w:val="0"/>
+              <w:adjustRightInd w:val="0"/>
+              <w:rPr>
+                <w:rFonts w:ascii="Courier New" w:hAnsi="Courier New" w:cs="Courier New"/>
+                <w:sz w:val="18"/>
+                <w:szCs w:val="18"/>
+              </w:rPr>
+            </w:pPr>
+            <w:bookmarkStart w:id="0" w:name="_Hlk37320529"/>
+          </w:p>
+          <w:p>
+            <w:pPr>
+              <w:autoSpaceDE w:val="0"/>
+              <w:autoSpaceDN w:val="0"/>
+              <w:adjustRightInd w:val="0"/>
+              <w:rPr>
+                <w:rFonts w:ascii="Courier New" w:hAnsi="Courier New" w:cs="Courier New"/>
+                <w:sz w:val="18"/>
+                <w:szCs w:val="18"/>
+              </w:rPr>
+            </w:pPr>
+            <w:r>
+              <w:rPr>
+                <w:rFonts w:ascii="Courier New" w:hAnsi="Courier New" w:cs="Courier New"/>
+                <w:sz w:val="18"/>
+                <w:szCs w:val="18"/>
+              </w:rPr>
+              <w:t xml:space="preserve">&gt;&gt;&gt; from </w:t>
+            </w:r>
+            <w:proofErr w:type="spellStart"/>
+            <w:r>
+              <w:rPr>
+                <w:rFonts w:ascii="Courier New" w:hAnsi="Courier New" w:cs="Courier New"/>
+                <w:sz w:val="18"/>
+                <w:szCs w:val="18"/>
+              </w:rPr>
+              <w:t>cedargrove_unit_</w:t>
+            </w:r>
+            <w:proofErr w:type="gramStart"/>
+            <w:r>
+              <w:rPr>
+                <w:rFonts w:ascii="Courier New" w:hAnsi="Courier New" w:cs="Courier New"/>
+                <w:sz w:val="18"/>
+                <w:szCs w:val="18"/>
+              </w:rPr>
+              <w:t>converter.chronos</w:t>
+            </w:r>
+            <w:proofErr w:type="spellEnd"/>
+            <w:proofErr w:type="gramEnd"/>
+            <w:r>
+              <w:rPr>
+                <w:rFonts w:ascii="Courier New" w:hAnsi="Courier New" w:cs="Courier New"/>
+                <w:sz w:val="18"/>
+                <w:szCs w:val="18"/>
+              </w:rPr>
+              <w:t xml:space="preserve"> import </w:t>
+            </w:r>
+            <w:proofErr w:type="spellStart"/>
+            <w:r>
+              <w:rPr>
+                <w:rFonts w:ascii="Courier New" w:hAnsi="Courier New" w:cs="Courier New"/>
+                <w:sz w:val="18"/>
+                <w:szCs w:val="18"/>
+              </w:rPr>
+              <w:t>leap_year</w:t>
+            </w:r>
+            <w:proofErr w:type="spellEnd"/>
+          </w:p>
+          <w:p>
+            <w:pPr>
+              <w:autoSpaceDE w:val="0"/>
+              <w:autoSpaceDN w:val="0"/>
+              <w:adjustRightInd w:val="0"/>
+              <w:rPr>
+                <w:rFonts w:ascii="Courier New" w:hAnsi="Courier New" w:cs="Courier New"/>
+                <w:sz w:val="18"/>
+                <w:szCs w:val="18"/>
+              </w:rPr>
+            </w:pPr>
+            <w:r>
+              <w:rPr>
+                <w:rFonts w:ascii="Courier New" w:hAnsi="Courier New" w:cs="Courier New"/>
+                <w:sz w:val="18"/>
+                <w:szCs w:val="18"/>
+              </w:rPr>
+              <w:t xml:space="preserve">&gt;&gt;&gt; </w:t>
+            </w:r>
+            <w:proofErr w:type="spellStart"/>
+            <w:r>
+              <w:rPr>
+                <w:rFonts w:ascii="Courier New" w:hAnsi="Courier New" w:cs="Courier New"/>
+                <w:sz w:val="18"/>
+                <w:szCs w:val="18"/>
+              </w:rPr>
+              <w:t>leap_</w:t>
+            </w:r>
+            <w:proofErr w:type="gramStart"/>
+            <w:r>
+              <w:rPr>
+                <w:rFonts w:ascii="Courier New" w:hAnsi="Courier New" w:cs="Courier New"/>
+                <w:sz w:val="18"/>
+                <w:szCs w:val="18"/>
+              </w:rPr>
+              <w:t>year</w:t>
+            </w:r>
+            <w:proofErr w:type="spellEnd"/>
+            <w:r>
+              <w:rPr>
+                <w:rFonts w:ascii="Courier New" w:hAnsi="Courier New" w:cs="Courier New"/>
+                <w:sz w:val="18"/>
+                <w:szCs w:val="18"/>
+              </w:rPr>
+              <w:t>(</w:t>
+            </w:r>
+            <w:proofErr w:type="gramEnd"/>
+            <w:r>
+              <w:rPr>
+                <w:rFonts w:ascii="Courier New" w:hAnsi="Courier New" w:cs="Courier New"/>
+                <w:sz w:val="18"/>
+                <w:szCs w:val="18"/>
+              </w:rPr>
+              <w:t>2000)  # Leap Year Determination</w:t>
+            </w:r>
+          </w:p>
+          <w:p>
+            <w:pPr>
+              <w:autoSpaceDE w:val="0"/>
+              <w:autoSpaceDN w:val="0"/>
+              <w:adjustRightInd w:val="0"/>
+              <w:rPr>
+                <w:rFonts w:ascii="Courier New" w:hAnsi="Courier New" w:cs="Courier New"/>
+                <w:sz w:val="18"/>
+                <w:szCs w:val="18"/>
+              </w:rPr>
+            </w:pPr>
+            <w:r>
+              <w:rPr>
+                <w:rFonts w:ascii="Courier New" w:hAnsi="Courier New" w:cs="Courier New"/>
+                <w:sz w:val="18"/>
+                <w:szCs w:val="18"/>
+              </w:rPr>
+              <w:t>True</w:t>
+            </w:r>
+          </w:p>
+          <w:p>
+            <w:pPr>
+              <w:autoSpaceDE w:val="0"/>
+              <w:autoSpaceDN w:val="0"/>
+              <w:adjustRightInd w:val="0"/>
+              <w:rPr>
+                <w:rFonts w:ascii="Courier New" w:hAnsi="Courier New" w:cs="Courier New"/>
+                <w:sz w:val="18"/>
+                <w:szCs w:val="18"/>
+              </w:rPr>
+            </w:pPr>
+            <w:r>
+              <w:rPr>
+                <w:rFonts w:ascii="Courier New" w:hAnsi="Courier New" w:cs="Courier New"/>
+                <w:sz w:val="18"/>
+                <w:szCs w:val="18"/>
+              </w:rPr>
+              <w:t xml:space="preserve">&gt;&gt;&gt; </w:t>
+            </w:r>
+            <w:proofErr w:type="spellStart"/>
+            <w:r>
+              <w:rPr>
+                <w:rFonts w:ascii="Courier New" w:hAnsi="Courier New" w:cs="Courier New"/>
+                <w:sz w:val="18"/>
+                <w:szCs w:val="18"/>
+              </w:rPr>
+              <w:t>leap_</w:t>
+            </w:r>
+            <w:proofErr w:type="gramStart"/>
+            <w:r>
+              <w:rPr>
+                <w:rFonts w:ascii="Courier New" w:hAnsi="Courier New" w:cs="Courier New"/>
+                <w:sz w:val="18"/>
+                <w:szCs w:val="18"/>
+              </w:rPr>
+              <w:t>year</w:t>
+            </w:r>
+            <w:proofErr w:type="spellEnd"/>
+            <w:r>
+              <w:rPr>
+                <w:rFonts w:ascii="Courier New" w:hAnsi="Courier New" w:cs="Courier New"/>
+                <w:sz w:val="18"/>
+                <w:szCs w:val="18"/>
+              </w:rPr>
+              <w:t>(</w:t>
+            </w:r>
+            <w:proofErr w:type="gramEnd"/>
+            <w:r>
+              <w:rPr>
+                <w:rFonts w:ascii="Courier New" w:hAnsi="Courier New" w:cs="Courier New"/>
+                <w:sz w:val="18"/>
+                <w:szCs w:val="18"/>
+              </w:rPr>
+              <w:t>2020)</w:t>
+            </w:r>
+          </w:p>
+          <w:p>
+            <w:pPr>
+              <w:autoSpaceDE w:val="0"/>
+              <w:autoSpaceDN w:val="0"/>
+              <w:adjustRightInd w:val="0"/>
+              <w:rPr>
+                <w:rFonts w:ascii="Courier New" w:hAnsi="Courier New" w:cs="Courier New"/>
+                <w:sz w:val="18"/>
+                <w:szCs w:val="18"/>
+              </w:rPr>
+            </w:pPr>
+            <w:r>
+              <w:rPr>
+                <w:rFonts w:ascii="Courier New" w:hAnsi="Courier New" w:cs="Courier New"/>
+                <w:sz w:val="18"/>
+                <w:szCs w:val="18"/>
+              </w:rPr>
+              <w:t>True</w:t>
+            </w:r>
+          </w:p>
+          <w:p>
+            <w:pPr>
+              <w:autoSpaceDE w:val="0"/>
+              <w:autoSpaceDN w:val="0"/>
+              <w:adjustRightInd w:val="0"/>
+              <w:rPr>
+                <w:rFonts w:ascii="Courier New" w:hAnsi="Courier New" w:cs="Courier New"/>
+                <w:sz w:val="18"/>
+                <w:szCs w:val="18"/>
+              </w:rPr>
+            </w:pPr>
+            <w:r>
+              <w:rPr>
+                <w:rFonts w:ascii="Courier New" w:hAnsi="Courier New" w:cs="Courier New"/>
+                <w:sz w:val="18"/>
+                <w:szCs w:val="18"/>
+              </w:rPr>
+              <w:t xml:space="preserve">&gt;&gt;&gt; </w:t>
+            </w:r>
+            <w:proofErr w:type="spellStart"/>
+            <w:r>
+              <w:rPr>
+                <w:rFonts w:ascii="Courier New" w:hAnsi="Courier New" w:cs="Courier New"/>
+                <w:sz w:val="18"/>
+                <w:szCs w:val="18"/>
+              </w:rPr>
+              <w:t>leap_</w:t>
+            </w:r>
+            <w:proofErr w:type="gramStart"/>
+            <w:r>
+              <w:rPr>
+                <w:rFonts w:ascii="Courier New" w:hAnsi="Courier New" w:cs="Courier New"/>
+                <w:sz w:val="18"/>
+                <w:szCs w:val="18"/>
+              </w:rPr>
+              <w:t>year</w:t>
+            </w:r>
+            <w:proofErr w:type="spellEnd"/>
+            <w:r>
+              <w:rPr>
+                <w:rFonts w:ascii="Courier New" w:hAnsi="Courier New" w:cs="Courier New"/>
+                <w:sz w:val="18"/>
+                <w:szCs w:val="18"/>
+              </w:rPr>
+              <w:t>(</w:t>
+            </w:r>
+            <w:proofErr w:type="gramEnd"/>
+            <w:r>
+              <w:rPr>
+                <w:rFonts w:ascii="Courier New" w:hAnsi="Courier New" w:cs="Courier New"/>
+                <w:sz w:val="18"/>
+                <w:szCs w:val="18"/>
+              </w:rPr>
+              <w:t>2021)</w:t>
+            </w:r>
+          </w:p>
+          <w:p>
+            <w:pPr>
+              <w:autoSpaceDE w:val="0"/>
+              <w:autoSpaceDN w:val="0"/>
+              <w:adjustRightInd w:val="0"/>
+              <w:rPr>
+                <w:rFonts w:ascii="Courier New" w:hAnsi="Courier New" w:cs="Courier New"/>
+                <w:sz w:val="18"/>
+                <w:szCs w:val="18"/>
+              </w:rPr>
+            </w:pPr>
+            <w:r>
+              <w:rPr>
+                <w:rFonts w:ascii="Courier New" w:hAnsi="Courier New" w:cs="Courier New"/>
+                <w:sz w:val="18"/>
+                <w:szCs w:val="18"/>
+              </w:rPr>
+              <w:t>False</w:t>
+            </w:r>
+          </w:p>
+          <w:p>
+            <w:pPr>
+              <w:autoSpaceDE w:val="0"/>
+              <w:autoSpaceDN w:val="0"/>
+              <w:adjustRightInd w:val="0"/>
+              <w:rPr>
+                <w:rFonts w:ascii="Courier New" w:hAnsi="Courier New" w:cs="Courier New"/>
+                <w:sz w:val="18"/>
+                <w:szCs w:val="18"/>
+              </w:rPr>
+            </w:pPr>
+            <w:r>
+              <w:rPr>
+                <w:rFonts w:ascii="Courier New" w:hAnsi="Courier New" w:cs="Courier New"/>
+                <w:sz w:val="18"/>
+                <w:szCs w:val="18"/>
+              </w:rPr>
+              <w:t xml:space="preserve">&gt;&gt;&gt; </w:t>
+            </w:r>
+            <w:proofErr w:type="spellStart"/>
+            <w:r>
+              <w:rPr>
+                <w:rFonts w:ascii="Courier New" w:hAnsi="Courier New" w:cs="Courier New"/>
+                <w:sz w:val="18"/>
+                <w:szCs w:val="18"/>
+              </w:rPr>
+              <w:t>leap_</w:t>
+            </w:r>
+            <w:proofErr w:type="gramStart"/>
+            <w:r>
+              <w:rPr>
+                <w:rFonts w:ascii="Courier New" w:hAnsi="Courier New" w:cs="Courier New"/>
+                <w:sz w:val="18"/>
+                <w:szCs w:val="18"/>
+              </w:rPr>
+              <w:t>year</w:t>
+            </w:r>
+            <w:proofErr w:type="spellEnd"/>
+            <w:r>
+              <w:rPr>
+                <w:rFonts w:ascii="Courier New" w:hAnsi="Courier New" w:cs="Courier New"/>
+                <w:sz w:val="18"/>
+                <w:szCs w:val="18"/>
+              </w:rPr>
+              <w:t>(</w:t>
+            </w:r>
+            <w:proofErr w:type="gramEnd"/>
+            <w:r>
+              <w:rPr>
+                <w:rFonts w:ascii="Courier New" w:hAnsi="Courier New" w:cs="Courier New"/>
+                <w:sz w:val="18"/>
+                <w:szCs w:val="18"/>
+              </w:rPr>
+              <w:t>2024)</w:t>
+            </w:r>
+          </w:p>
+          <w:p>
+            <w:pPr>
+              <w:autoSpaceDE w:val="0"/>
+              <w:autoSpaceDN w:val="0"/>
+              <w:adjustRightInd w:val="0"/>
+              <w:rPr>
+                <w:rFonts w:ascii="Courier New" w:hAnsi="Courier New" w:cs="Courier New"/>
+                <w:sz w:val="18"/>
+                <w:szCs w:val="18"/>
+              </w:rPr>
+            </w:pPr>
+            <w:r>
+              <w:rPr>
+                <w:rFonts w:ascii="Courier New" w:hAnsi="Courier New" w:cs="Courier New"/>
+                <w:sz w:val="18"/>
+                <w:szCs w:val="18"/>
+              </w:rPr>
+              <w:t>True</w:t>
+            </w:r>
+          </w:p>
+          <w:p>
+            <w:pPr>
+              <w:autoSpaceDE w:val="0"/>
+              <w:autoSpaceDN w:val="0"/>
+              <w:adjustRightInd w:val="0"/>
+              <w:rPr>
+                <w:rFonts w:ascii="Courier New" w:hAnsi="Courier New" w:cs="Courier New"/>
+                <w:sz w:val="18"/>
+                <w:szCs w:val="18"/>
+              </w:rPr>
+            </w:pPr>
+            <w:r>
+              <w:rPr>
+                <w:rFonts w:ascii="Courier New" w:hAnsi="Courier New" w:cs="Courier New"/>
+                <w:sz w:val="18"/>
+                <w:szCs w:val="18"/>
+              </w:rPr>
+              <w:t xml:space="preserve">&gt;&gt;&gt; </w:t>
+            </w:r>
+            <w:proofErr w:type="spellStart"/>
+            <w:r>
+              <w:rPr>
+                <w:rFonts w:ascii="Courier New" w:hAnsi="Courier New" w:cs="Courier New"/>
+                <w:sz w:val="18"/>
+                <w:szCs w:val="18"/>
+              </w:rPr>
+              <w:t>leap_</w:t>
+            </w:r>
+            <w:proofErr w:type="gramStart"/>
+            <w:r>
+              <w:rPr>
+                <w:rFonts w:ascii="Courier New" w:hAnsi="Courier New" w:cs="Courier New"/>
+                <w:sz w:val="18"/>
+                <w:szCs w:val="18"/>
+              </w:rPr>
+              <w:t>year</w:t>
+            </w:r>
+            <w:proofErr w:type="spellEnd"/>
+            <w:r>
+              <w:rPr>
+                <w:rFonts w:ascii="Courier New" w:hAnsi="Courier New" w:cs="Courier New"/>
+                <w:sz w:val="18"/>
+                <w:szCs w:val="18"/>
+              </w:rPr>
+              <w:t>(</w:t>
+            </w:r>
+            <w:proofErr w:type="gramEnd"/>
+            <w:r>
+              <w:rPr>
+                <w:rFonts w:ascii="Courier New" w:hAnsi="Courier New" w:cs="Courier New"/>
+                <w:sz w:val="18"/>
+                <w:szCs w:val="18"/>
+              </w:rPr>
+              <w:t>2100)</w:t>
+            </w:r>
+          </w:p>
+          <w:p>
+            <w:pPr>
+              <w:autoSpaceDE w:val="0"/>
+              <w:autoSpaceDN w:val="0"/>
+              <w:adjustRightInd w:val="0"/>
+              <w:rPr>
+                <w:rFonts w:ascii="Courier New" w:hAnsi="Courier New" w:cs="Courier New"/>
+                <w:sz w:val="18"/>
+                <w:szCs w:val="18"/>
+              </w:rPr>
+            </w:pPr>
+            <w:r>
+              <w:rPr>
+                <w:rFonts w:ascii="Courier New" w:hAnsi="Courier New" w:cs="Courier New"/>
+                <w:sz w:val="18"/>
+                <w:szCs w:val="18"/>
+              </w:rPr>
+              <w:t>False</w:t>
+            </w:r>
+          </w:p>
+          <w:p>
+            <w:pPr>
+              <w:autoSpaceDE w:val="0"/>
+              <w:autoSpaceDN w:val="0"/>
+              <w:adjustRightInd w:val="0"/>
+              <w:rPr>
+                <w:rFonts w:ascii="Courier New" w:hAnsi="Courier New" w:cs="Courier New"/>
+                <w:sz w:val="18"/>
+                <w:szCs w:val="18"/>
+              </w:rPr>
+            </w:pPr>
+            <w:r>
+              <w:rPr>
+                <w:rFonts w:ascii="Courier New" w:hAnsi="Courier New" w:cs="Courier New"/>
+                <w:sz w:val="18"/>
+                <w:szCs w:val="18"/>
+              </w:rPr>
+              <w:t xml:space="preserve">&gt;&gt;&gt; </w:t>
+            </w:r>
+            <w:proofErr w:type="spellStart"/>
+            <w:r>
+              <w:rPr>
+                <w:rFonts w:ascii="Courier New" w:hAnsi="Courier New" w:cs="Courier New"/>
+                <w:sz w:val="18"/>
+                <w:szCs w:val="18"/>
+              </w:rPr>
+              <w:t>leap_</w:t>
+            </w:r>
+            <w:proofErr w:type="gramStart"/>
+            <w:r>
+              <w:rPr>
+                <w:rFonts w:ascii="Courier New" w:hAnsi="Courier New" w:cs="Courier New"/>
+                <w:sz w:val="18"/>
+                <w:szCs w:val="18"/>
+              </w:rPr>
+              <w:t>year</w:t>
+            </w:r>
+            <w:proofErr w:type="spellEnd"/>
+            <w:r>
+              <w:rPr>
+                <w:rFonts w:ascii="Courier New" w:hAnsi="Courier New" w:cs="Courier New"/>
+                <w:sz w:val="18"/>
+                <w:szCs w:val="18"/>
+              </w:rPr>
+              <w:t>(</w:t>
+            </w:r>
+            <w:proofErr w:type="gramEnd"/>
+            <w:r>
+              <w:rPr>
+                <w:rFonts w:ascii="Courier New" w:hAnsi="Courier New" w:cs="Courier New"/>
+                <w:sz w:val="18"/>
+                <w:szCs w:val="18"/>
+              </w:rPr>
+              <w:t>2104)</w:t>
+            </w:r>
+          </w:p>
+          <w:p>
+            <w:pPr>
+              <w:autoSpaceDE w:val="0"/>
+              <w:autoSpaceDN w:val="0"/>
+              <w:adjustRightInd w:val="0"/>
+              <w:rPr>
+                <w:rFonts w:ascii="Courier New" w:hAnsi="Courier New" w:cs="Courier New"/>
+                <w:sz w:val="18"/>
+                <w:szCs w:val="18"/>
+              </w:rPr>
+            </w:pPr>
+            <w:r>
+              <w:rPr>
+                <w:rFonts w:ascii="Courier New" w:hAnsi="Courier New" w:cs="Courier New"/>
+                <w:sz w:val="18"/>
+                <w:szCs w:val="18"/>
+              </w:rPr>
+              <w:t>True</w:t>
+            </w:r>
+          </w:p>
+          <w:p>
+            <w:pPr>
+              <w:autoSpaceDE w:val="0"/>
+              <w:autoSpaceDN w:val="0"/>
+              <w:adjustRightInd w:val="0"/>
+              <w:rPr>
+                <w:rFonts w:ascii="Courier New" w:hAnsi="Courier New" w:cs="Courier New"/>
+                <w:sz w:val="18"/>
+                <w:szCs w:val="18"/>
+              </w:rPr>
+            </w:pPr>
+          </w:p>
+        </w:tc>
+      </w:tr>
+      <w:bookmarkEnd w:id="0"/>
+    </w:tbl>
+    <w:p>
+      <w:pPr>
+        <w:pStyle w:val="NoSpacing"/>
+        <w:rPr>
+          <w:sz w:val="20"/>
+          <w:szCs w:val="20"/>
+          <w:lang w:val="en"/>
+        </w:rPr>
+      </w:pPr>
+    </w:p>
+    <w:p>
+      <w:pPr>
+        <w:pStyle w:val="NoSpacing"/>
+        <w:rPr>
+          <w:sz w:val="20"/>
           <w:szCs w:val="20"/>
           <w:lang w:val="en"/>
         </w:rPr>
@@ -627,11 +1249,19 @@
         </w:rPr>
         <w:t xml:space="preserve"> representing the </w:t>
       </w:r>
+      <w:proofErr w:type="gramStart"/>
       <w:r>
         <w:rPr>
           <w:lang w:val="en"/>
         </w:rPr>
-        <w:t>daylight saving time detector</w:t>
+        <w:t>daylight saving</w:t>
+      </w:r>
+      <w:proofErr w:type="gramEnd"/>
+      <w:r>
+        <w:rPr>
+          <w:lang w:val="en"/>
+        </w:rPr>
+        <w:t xml:space="preserve"> time detector</w:t>
       </w:r>
       <w:r>
         <w:rPr>
@@ -759,28 +1389,27 @@
               <w:t xml:space="preserve">Standard Time </w:t>
             </w:r>
             <w:r>
-              <w:t xml:space="preserve">structured time </w:t>
-            </w:r>
-            <w:r>
-              <w:t xml:space="preserve">input </w:t>
-            </w:r>
-            <w:r>
-              <w:t>value. Can be any structured time value within the specified date calculation range of CircuitPython, currently January 1, 2000</w:t>
+              <w:t>structured time input value. Can be any structured time value within the specified date calculation range of CircuitPython, currently January 1, 2000</w:t>
             </w:r>
             <w:r>
               <w:t xml:space="preserve"> 00:00:00</w:t>
             </w:r>
             <w:r>
-              <w:t xml:space="preserve"> </w:t>
-            </w:r>
-            <w:r>
-              <w:t>to</w:t>
+              <w:t xml:space="preserve"> to</w:t>
             </w:r>
             <w:r>
               <w:t xml:space="preserve"> January 19, 2038 03:14:07</w:t>
             </w:r>
             <w:r>
-              <w:t>. No default value.</w:t>
+              <w:t xml:space="preserve">. No default </w:t>
+            </w:r>
+            <w:proofErr w:type="gramStart"/>
+            <w:r>
+              <w:t>value</w:t>
+            </w:r>
+            <w:proofErr w:type="gramEnd"/>
+            <w:r>
+              <w:t>.</w:t>
             </w:r>
           </w:p>
         </w:tc>
@@ -795,6 +1424,25 @@
           <w:lang w:val="en"/>
         </w:rPr>
       </w:pPr>
+    </w:p>
+    <w:p>
+      <w:pPr>
+        <w:rPr>
+          <w:b/>
+          <w:bCs/>
+          <w:iCs/>
+          <w:lang w:val="en"/>
+        </w:rPr>
+      </w:pPr>
+      <w:r>
+        <w:rPr>
+          <w:b/>
+          <w:bCs/>
+          <w:iCs/>
+          <w:lang w:val="en"/>
+        </w:rPr>
+        <w:br w:type="page"/>
+      </w:r>
     </w:p>
     <w:tbl>
       <w:tblPr>
@@ -837,6 +1485,7 @@
                 <w:color w:val="2E74B5" w:themeColor="accent5" w:themeShade="BF"/>
                 <w:lang w:val="en"/>
               </w:rPr>
+              <w:lastRenderedPageBreak/>
               <w:t>helper_</w:t>
             </w:r>
             <w:r>
@@ -867,15 +1516,7 @@
                 <w:iCs/>
                 <w:lang w:val="en"/>
               </w:rPr>
-              <w:t>adjust</w:t>
-            </w:r>
-            <w:r>
-              <w:rPr>
-                <w:bCs/>
-                <w:iCs/>
-                <w:lang w:val="en"/>
-              </w:rPr>
-              <w:t>_dst</w:t>
+              <w:t>adjust_dst</w:t>
             </w:r>
             <w:proofErr w:type="spellEnd"/>
             <w:r>
@@ -934,17 +1575,19 @@
         </w:rPr>
         <w:t xml:space="preserve"> representing the </w:t>
       </w:r>
+      <w:proofErr w:type="gramStart"/>
       <w:r>
         <w:rPr>
           <w:lang w:val="en"/>
         </w:rPr>
-        <w:t xml:space="preserve">daylight saving time </w:t>
+        <w:t>daylight saving</w:t>
       </w:r>
+      <w:proofErr w:type="gramEnd"/>
       <w:r>
         <w:rPr>
           <w:lang w:val="en"/>
         </w:rPr>
-        <w:t>adjuster</w:t>
+        <w:t xml:space="preserve"> time adjuster</w:t>
       </w:r>
       <w:r>
         <w:rPr>
@@ -956,97 +1599,7 @@
         <w:rPr>
           <w:lang w:val="en"/>
         </w:rPr>
-        <w:t xml:space="preserve"> Returns a</w:t>
-      </w:r>
-      <w:r>
-        <w:rPr>
-          <w:lang w:val="en"/>
-        </w:rPr>
-        <w:t xml:space="preserve">n updated datetime </w:t>
-      </w:r>
-      <w:r>
-        <w:rPr>
-          <w:lang w:val="en"/>
-        </w:rPr>
-        <w:t>value</w:t>
-      </w:r>
-      <w:r>
-        <w:rPr>
-          <w:lang w:val="en"/>
-        </w:rPr>
-        <w:t xml:space="preserve"> and </w:t>
-      </w:r>
-      <w:r>
-        <w:rPr>
-          <w:lang w:val="en"/>
-        </w:rPr>
-        <w:t>True</w:t>
-      </w:r>
-      <w:r>
-        <w:rPr>
-          <w:lang w:val="en"/>
-        </w:rPr>
-        <w:t xml:space="preserve"> DST flag value</w:t>
-      </w:r>
-      <w:r>
-        <w:rPr>
-          <w:lang w:val="en"/>
-        </w:rPr>
-        <w:t xml:space="preserve"> if the input structured time value represents a date when a DST adjustment </w:t>
-      </w:r>
-      <w:r>
-        <w:rPr>
-          <w:lang w:val="en"/>
-        </w:rPr>
-        <w:t>is to</w:t>
-      </w:r>
-      <w:r>
-        <w:rPr>
-          <w:lang w:val="en"/>
-        </w:rPr>
-        <w:t xml:space="preserve"> be applied. Returns </w:t>
-      </w:r>
-      <w:r>
-        <w:rPr>
-          <w:lang w:val="en"/>
-        </w:rPr>
-        <w:t xml:space="preserve">the unchanged input datetime value and </w:t>
-      </w:r>
-      <w:r>
-        <w:rPr>
-          <w:lang w:val="en"/>
-        </w:rPr>
-        <w:t>False</w:t>
-      </w:r>
-      <w:r>
-        <w:rPr>
-          <w:lang w:val="en"/>
-        </w:rPr>
-        <w:t xml:space="preserve"> DST flag value</w:t>
-      </w:r>
-      <w:r>
-        <w:rPr>
-          <w:lang w:val="en"/>
-        </w:rPr>
-        <w:t xml:space="preserve"> if the input value </w:t>
-      </w:r>
-      <w:r>
-        <w:rPr>
-          <w:lang w:val="en"/>
-        </w:rPr>
-        <w:t xml:space="preserve">is not </w:t>
-      </w:r>
-      <w:r>
-        <w:rPr>
-          <w:lang w:val="en"/>
-        </w:rPr>
-        <w:t>adjusted for DST.</w:t>
-      </w:r>
-      <w:r>
-        <w:rPr>
-          <w:lang w:val="en"/>
-        </w:rPr>
-        <w:t xml:space="preserve"> This helper uses the </w:t>
+        <w:t xml:space="preserve"> Returns an updated datetime value and True DST flag value if the input structured time value represents a date when a DST adjustment is to be applied. Returns the unchanged input datetime value and False DST flag value if the input value is not adjusted for DST. This helper uses the </w:t>
       </w:r>
       <w:proofErr w:type="spellStart"/>
       <w:r>
@@ -1055,7 +1608,16 @@
           <w:bCs/>
           <w:lang w:val="en"/>
         </w:rPr>
-        <w:t>detect_dst</w:t>
+        <w:t>detect_</w:t>
+      </w:r>
+      <w:proofErr w:type="gramStart"/>
+      <w:r>
+        <w:rPr>
+          <w:b/>
+          <w:bCs/>
+          <w:lang w:val="en"/>
+        </w:rPr>
+        <w:t>dst</w:t>
       </w:r>
       <w:proofErr w:type="spellEnd"/>
       <w:r>
@@ -1064,7 +1626,16 @@
           <w:bCs/>
           <w:lang w:val="en"/>
         </w:rPr>
-        <w:t>()</w:t>
+        <w:t>(</w:t>
+      </w:r>
+      <w:proofErr w:type="gramEnd"/>
+      <w:r>
+        <w:rPr>
+          <w:b/>
+          <w:bCs/>
+          <w:lang w:val="en"/>
+        </w:rPr>
+        <w:t>)</w:t>
       </w:r>
       <w:r>
         <w:rPr>
@@ -1149,10 +1720,16 @@
             <w:r>
               <w:t xml:space="preserve">Standard Time </w:t>
             </w:r>
-            <w:bookmarkStart w:id="0" w:name="_GoBack"/>
-            <w:bookmarkEnd w:id="0"/>
-            <w:r>
-              <w:t>structured time input value. Can be any structured time value within the specified date calculation range of CircuitPython, currently January 1, 2000 00:00:00 to January 19, 2038 03:14:07. No default value.</w:t>
+            <w:r>
+              <w:t xml:space="preserve">structured time input value. Can be any structured time value within the specified date calculation range of CircuitPython, currently January 1, 2000 00:00:00 to January 19, 2038 03:14:07. No default </w:t>
+            </w:r>
+            <w:proofErr w:type="gramStart"/>
+            <w:r>
+              <w:t>value</w:t>
+            </w:r>
+            <w:proofErr w:type="gramEnd"/>
+            <w:r>
+              <w:t>.</w:t>
             </w:r>
           </w:p>
         </w:tc>
@@ -1161,6 +1738,1098 @@
     <w:p>
       <w:pPr>
         <w:rPr>
+          <w:lang w:val="en"/>
+        </w:rPr>
+      </w:pPr>
+    </w:p>
+    <w:p>
+      <w:pPr>
+        <w:pStyle w:val="Heading3"/>
+        <w:rPr>
+          <w:lang w:val="en"/>
+        </w:rPr>
+      </w:pPr>
+      <w:bookmarkStart w:id="1" w:name="_GoBack"/>
+      <w:bookmarkEnd w:id="1"/>
+      <w:r>
+        <w:rPr>
+          <w:lang w:val="en"/>
+        </w:rPr>
+        <w:t>Example:</w:t>
+      </w:r>
+    </w:p>
+    <w:tbl>
+      <w:tblPr>
+        <w:tblStyle w:val="TableGrid"/>
+        <w:tblW w:w="8118" w:type="dxa"/>
+        <w:jc w:val="center"/>
+        <w:tblBorders>
+          <w:top w:val="single" w:sz="24" w:space="0" w:color="9CC2E5" w:themeColor="accent5" w:themeTint="99"/>
+          <w:left w:val="none" w:sz="0" w:space="0" w:color="auto"/>
+          <w:bottom w:val="none" w:sz="0" w:space="0" w:color="auto"/>
+          <w:right w:val="none" w:sz="0" w:space="0" w:color="auto"/>
+          <w:insideH w:val="none" w:sz="0" w:space="0" w:color="auto"/>
+          <w:insideV w:val="none" w:sz="0" w:space="0" w:color="auto"/>
+        </w:tblBorders>
+        <w:shd w:val="clear" w:color="auto" w:fill="E2EFD9" w:themeFill="accent6" w:themeFillTint="33"/>
+        <w:tblLook w:val="04A0" w:firstRow="1" w:lastRow="0" w:firstColumn="1" w:lastColumn="0" w:noHBand="0" w:noVBand="1"/>
+      </w:tblPr>
+      <w:tblGrid>
+        <w:gridCol w:w="8118"/>
+      </w:tblGrid>
+      <w:tr>
+        <w:trPr>
+          <w:jc w:val="center"/>
+        </w:trPr>
+        <w:tc>
+          <w:tcPr>
+            <w:tcW w:w="8118" w:type="dxa"/>
+            <w:tcBorders>
+              <w:top w:val="double" w:sz="4" w:space="0" w:color="70AD47" w:themeColor="accent6"/>
+              <w:left w:val="double" w:sz="4" w:space="0" w:color="70AD47" w:themeColor="accent6"/>
+              <w:bottom w:val="double" w:sz="4" w:space="0" w:color="70AD47" w:themeColor="accent6"/>
+              <w:right w:val="double" w:sz="4" w:space="0" w:color="70AD47" w:themeColor="accent6"/>
+            </w:tcBorders>
+            <w:shd w:val="clear" w:color="auto" w:fill="E2EFD9" w:themeFill="accent6" w:themeFillTint="33"/>
+          </w:tcPr>
+          <w:p>
+            <w:pPr>
+              <w:autoSpaceDE w:val="0"/>
+              <w:autoSpaceDN w:val="0"/>
+              <w:adjustRightInd w:val="0"/>
+              <w:rPr>
+                <w:rFonts w:ascii="Courier New" w:hAnsi="Courier New" w:cs="Courier New"/>
+                <w:sz w:val="18"/>
+                <w:szCs w:val="18"/>
+              </w:rPr>
+            </w:pPr>
+          </w:p>
+          <w:p>
+            <w:pPr>
+              <w:autoSpaceDE w:val="0"/>
+              <w:autoSpaceDN w:val="0"/>
+              <w:adjustRightInd w:val="0"/>
+              <w:rPr>
+                <w:rFonts w:ascii="Courier New" w:hAnsi="Courier New" w:cs="Courier New"/>
+                <w:sz w:val="18"/>
+                <w:szCs w:val="18"/>
+              </w:rPr>
+            </w:pPr>
+            <w:r>
+              <w:rPr>
+                <w:rFonts w:ascii="Courier New" w:hAnsi="Courier New" w:cs="Courier New"/>
+                <w:sz w:val="18"/>
+                <w:szCs w:val="18"/>
+              </w:rPr>
+              <w:t># Example code</w:t>
+            </w:r>
+          </w:p>
+          <w:p>
+            <w:pPr>
+              <w:autoSpaceDE w:val="0"/>
+              <w:autoSpaceDN w:val="0"/>
+              <w:adjustRightInd w:val="0"/>
+              <w:rPr>
+                <w:rFonts w:ascii="Courier New" w:hAnsi="Courier New" w:cs="Courier New"/>
+                <w:sz w:val="18"/>
+                <w:szCs w:val="18"/>
+              </w:rPr>
+            </w:pPr>
+            <w:r>
+              <w:rPr>
+                <w:rFonts w:ascii="Courier New" w:hAnsi="Courier New" w:cs="Courier New"/>
+                <w:sz w:val="18"/>
+                <w:szCs w:val="18"/>
+              </w:rPr>
+              <w:t>import time</w:t>
+            </w:r>
+          </w:p>
+          <w:p>
+            <w:pPr>
+              <w:autoSpaceDE w:val="0"/>
+              <w:autoSpaceDN w:val="0"/>
+              <w:adjustRightInd w:val="0"/>
+              <w:rPr>
+                <w:rFonts w:ascii="Courier New" w:hAnsi="Courier New" w:cs="Courier New"/>
+                <w:sz w:val="18"/>
+                <w:szCs w:val="18"/>
+              </w:rPr>
+            </w:pPr>
+            <w:r>
+              <w:rPr>
+                <w:rFonts w:ascii="Courier New" w:hAnsi="Courier New" w:cs="Courier New"/>
+                <w:sz w:val="18"/>
+                <w:szCs w:val="18"/>
+              </w:rPr>
+              <w:t xml:space="preserve">from </w:t>
+            </w:r>
+            <w:proofErr w:type="spellStart"/>
+            <w:r>
+              <w:rPr>
+                <w:rFonts w:ascii="Courier New" w:hAnsi="Courier New" w:cs="Courier New"/>
+                <w:sz w:val="18"/>
+                <w:szCs w:val="18"/>
+              </w:rPr>
+              <w:t>cedargrove_unit_</w:t>
+            </w:r>
+            <w:proofErr w:type="gramStart"/>
+            <w:r>
+              <w:rPr>
+                <w:rFonts w:ascii="Courier New" w:hAnsi="Courier New" w:cs="Courier New"/>
+                <w:sz w:val="18"/>
+                <w:szCs w:val="18"/>
+              </w:rPr>
+              <w:t>converter.chronos</w:t>
+            </w:r>
+            <w:proofErr w:type="spellEnd"/>
+            <w:proofErr w:type="gramEnd"/>
+            <w:r>
+              <w:rPr>
+                <w:rFonts w:ascii="Courier New" w:hAnsi="Courier New" w:cs="Courier New"/>
+                <w:sz w:val="18"/>
+                <w:szCs w:val="18"/>
+              </w:rPr>
+              <w:t xml:space="preserve"> import </w:t>
+            </w:r>
+            <w:proofErr w:type="spellStart"/>
+            <w:r>
+              <w:rPr>
+                <w:rFonts w:ascii="Courier New" w:hAnsi="Courier New" w:cs="Courier New"/>
+                <w:sz w:val="18"/>
+                <w:szCs w:val="18"/>
+              </w:rPr>
+              <w:t>adjust_dst</w:t>
+            </w:r>
+            <w:proofErr w:type="spellEnd"/>
+          </w:p>
+          <w:p>
+            <w:pPr>
+              <w:autoSpaceDE w:val="0"/>
+              <w:autoSpaceDN w:val="0"/>
+              <w:adjustRightInd w:val="0"/>
+              <w:rPr>
+                <w:rFonts w:ascii="Courier New" w:hAnsi="Courier New" w:cs="Courier New"/>
+                <w:sz w:val="18"/>
+                <w:szCs w:val="18"/>
+              </w:rPr>
+            </w:pPr>
+          </w:p>
+          <w:p>
+            <w:pPr>
+              <w:autoSpaceDE w:val="0"/>
+              <w:autoSpaceDN w:val="0"/>
+              <w:adjustRightInd w:val="0"/>
+              <w:rPr>
+                <w:rFonts w:ascii="Courier New" w:hAnsi="Courier New" w:cs="Courier New"/>
+                <w:sz w:val="18"/>
+                <w:szCs w:val="18"/>
+              </w:rPr>
+            </w:pPr>
+            <w:r>
+              <w:rPr>
+                <w:rFonts w:ascii="Courier New" w:hAnsi="Courier New" w:cs="Courier New"/>
+                <w:sz w:val="18"/>
+                <w:szCs w:val="18"/>
+              </w:rPr>
+              <w:t># Today's date: 11/01/2020 00:00 Standard Time (</w:t>
+            </w:r>
+            <w:proofErr w:type="spellStart"/>
+            <w:r>
+              <w:rPr>
+                <w:rFonts w:ascii="Courier New" w:hAnsi="Courier New" w:cs="Courier New"/>
+                <w:sz w:val="18"/>
+                <w:szCs w:val="18"/>
+              </w:rPr>
+              <w:t>xST</w:t>
+            </w:r>
+            <w:proofErr w:type="spellEnd"/>
+            <w:r>
+              <w:rPr>
+                <w:rFonts w:ascii="Courier New" w:hAnsi="Courier New" w:cs="Courier New"/>
+                <w:sz w:val="18"/>
+                <w:szCs w:val="18"/>
+              </w:rPr>
+              <w:t>)</w:t>
+            </w:r>
+          </w:p>
+          <w:p>
+            <w:pPr>
+              <w:autoSpaceDE w:val="0"/>
+              <w:autoSpaceDN w:val="0"/>
+              <w:adjustRightInd w:val="0"/>
+              <w:rPr>
+                <w:rFonts w:ascii="Courier New" w:hAnsi="Courier New" w:cs="Courier New"/>
+                <w:sz w:val="18"/>
+                <w:szCs w:val="18"/>
+              </w:rPr>
+            </w:pPr>
+            <w:r>
+              <w:rPr>
+                <w:rFonts w:ascii="Courier New" w:hAnsi="Courier New" w:cs="Courier New"/>
+                <w:sz w:val="18"/>
+                <w:szCs w:val="18"/>
+              </w:rPr>
+              <w:t xml:space="preserve">datetime = </w:t>
+            </w:r>
+            <w:proofErr w:type="spellStart"/>
+            <w:proofErr w:type="gramStart"/>
+            <w:r>
+              <w:rPr>
+                <w:rFonts w:ascii="Courier New" w:hAnsi="Courier New" w:cs="Courier New"/>
+                <w:sz w:val="18"/>
+                <w:szCs w:val="18"/>
+              </w:rPr>
+              <w:t>time.struct</w:t>
+            </w:r>
+            <w:proofErr w:type="gramEnd"/>
+            <w:r>
+              <w:rPr>
+                <w:rFonts w:ascii="Courier New" w:hAnsi="Courier New" w:cs="Courier New"/>
+                <w:sz w:val="18"/>
+                <w:szCs w:val="18"/>
+              </w:rPr>
+              <w:t>_time</w:t>
+            </w:r>
+            <w:proofErr w:type="spellEnd"/>
+            <w:r>
+              <w:rPr>
+                <w:rFonts w:ascii="Courier New" w:hAnsi="Courier New" w:cs="Courier New"/>
+                <w:sz w:val="18"/>
+                <w:szCs w:val="18"/>
+              </w:rPr>
+              <w:t>((2020,11,1,0,0,0,6,0,-1))</w:t>
+            </w:r>
+          </w:p>
+          <w:p>
+            <w:pPr>
+              <w:autoSpaceDE w:val="0"/>
+              <w:autoSpaceDN w:val="0"/>
+              <w:adjustRightInd w:val="0"/>
+              <w:rPr>
+                <w:rFonts w:ascii="Courier New" w:hAnsi="Courier New" w:cs="Courier New"/>
+                <w:sz w:val="18"/>
+                <w:szCs w:val="18"/>
+              </w:rPr>
+            </w:pPr>
+          </w:p>
+          <w:p>
+            <w:pPr>
+              <w:autoSpaceDE w:val="0"/>
+              <w:autoSpaceDN w:val="0"/>
+              <w:adjustRightInd w:val="0"/>
+              <w:rPr>
+                <w:rFonts w:ascii="Courier New" w:hAnsi="Courier New" w:cs="Courier New"/>
+                <w:sz w:val="18"/>
+                <w:szCs w:val="18"/>
+              </w:rPr>
+            </w:pPr>
+            <w:r>
+              <w:rPr>
+                <w:rFonts w:ascii="Courier New" w:hAnsi="Courier New" w:cs="Courier New"/>
+                <w:sz w:val="18"/>
+                <w:szCs w:val="18"/>
+              </w:rPr>
+              <w:t># Check datetime and adjust if DST</w:t>
+            </w:r>
+          </w:p>
+          <w:p>
+            <w:pPr>
+              <w:autoSpaceDE w:val="0"/>
+              <w:autoSpaceDN w:val="0"/>
+              <w:adjustRightInd w:val="0"/>
+              <w:rPr>
+                <w:rFonts w:ascii="Courier New" w:hAnsi="Courier New" w:cs="Courier New"/>
+                <w:sz w:val="18"/>
+                <w:szCs w:val="18"/>
+              </w:rPr>
+            </w:pPr>
+            <w:proofErr w:type="spellStart"/>
+            <w:r>
+              <w:rPr>
+                <w:rFonts w:ascii="Courier New" w:hAnsi="Courier New" w:cs="Courier New"/>
+                <w:sz w:val="18"/>
+                <w:szCs w:val="18"/>
+              </w:rPr>
+              <w:t>adj_datetime</w:t>
+            </w:r>
+            <w:proofErr w:type="spellEnd"/>
+            <w:r>
+              <w:rPr>
+                <w:rFonts w:ascii="Courier New" w:hAnsi="Courier New" w:cs="Courier New"/>
+                <w:sz w:val="18"/>
+                <w:szCs w:val="18"/>
+              </w:rPr>
+              <w:t xml:space="preserve">, </w:t>
+            </w:r>
+            <w:proofErr w:type="spellStart"/>
+            <w:r>
+              <w:rPr>
+                <w:rFonts w:ascii="Courier New" w:hAnsi="Courier New" w:cs="Courier New"/>
+                <w:sz w:val="18"/>
+                <w:szCs w:val="18"/>
+              </w:rPr>
+              <w:t>is_dst</w:t>
+            </w:r>
+            <w:proofErr w:type="spellEnd"/>
+            <w:r>
+              <w:rPr>
+                <w:rFonts w:ascii="Courier New" w:hAnsi="Courier New" w:cs="Courier New"/>
+                <w:sz w:val="18"/>
+                <w:szCs w:val="18"/>
+              </w:rPr>
+              <w:t xml:space="preserve"> = </w:t>
+            </w:r>
+            <w:proofErr w:type="spellStart"/>
+            <w:r>
+              <w:rPr>
+                <w:rFonts w:ascii="Courier New" w:hAnsi="Courier New" w:cs="Courier New"/>
+                <w:sz w:val="18"/>
+                <w:szCs w:val="18"/>
+              </w:rPr>
+              <w:t>adjust_dst</w:t>
+            </w:r>
+            <w:proofErr w:type="spellEnd"/>
+            <w:r>
+              <w:rPr>
+                <w:rFonts w:ascii="Courier New" w:hAnsi="Courier New" w:cs="Courier New"/>
+                <w:sz w:val="18"/>
+                <w:szCs w:val="18"/>
+              </w:rPr>
+              <w:t>(datetime)</w:t>
+            </w:r>
+          </w:p>
+          <w:p>
+            <w:pPr>
+              <w:autoSpaceDE w:val="0"/>
+              <w:autoSpaceDN w:val="0"/>
+              <w:adjustRightInd w:val="0"/>
+              <w:rPr>
+                <w:rFonts w:ascii="Courier New" w:hAnsi="Courier New" w:cs="Courier New"/>
+                <w:sz w:val="18"/>
+                <w:szCs w:val="18"/>
+              </w:rPr>
+            </w:pPr>
+          </w:p>
+          <w:p>
+            <w:pPr>
+              <w:autoSpaceDE w:val="0"/>
+              <w:autoSpaceDN w:val="0"/>
+              <w:adjustRightInd w:val="0"/>
+              <w:rPr>
+                <w:rFonts w:ascii="Courier New" w:hAnsi="Courier New" w:cs="Courier New"/>
+                <w:sz w:val="18"/>
+                <w:szCs w:val="18"/>
+              </w:rPr>
+            </w:pPr>
+            <w:r>
+              <w:rPr>
+                <w:rFonts w:ascii="Courier New" w:hAnsi="Courier New" w:cs="Courier New"/>
+                <w:sz w:val="18"/>
+                <w:szCs w:val="18"/>
+              </w:rPr>
+              <w:t xml:space="preserve">if </w:t>
+            </w:r>
+            <w:proofErr w:type="spellStart"/>
+            <w:r>
+              <w:rPr>
+                <w:rFonts w:ascii="Courier New" w:hAnsi="Courier New" w:cs="Courier New"/>
+                <w:sz w:val="18"/>
+                <w:szCs w:val="18"/>
+              </w:rPr>
+              <w:t>is_dst</w:t>
+            </w:r>
+            <w:proofErr w:type="spellEnd"/>
+            <w:r>
+              <w:rPr>
+                <w:rFonts w:ascii="Courier New" w:hAnsi="Courier New" w:cs="Courier New"/>
+                <w:sz w:val="18"/>
+                <w:szCs w:val="18"/>
+              </w:rPr>
+              <w:t>:</w:t>
+            </w:r>
+          </w:p>
+          <w:p>
+            <w:pPr>
+              <w:autoSpaceDE w:val="0"/>
+              <w:autoSpaceDN w:val="0"/>
+              <w:adjustRightInd w:val="0"/>
+              <w:rPr>
+                <w:rFonts w:ascii="Courier New" w:hAnsi="Courier New" w:cs="Courier New"/>
+                <w:sz w:val="18"/>
+                <w:szCs w:val="18"/>
+              </w:rPr>
+            </w:pPr>
+            <w:r>
+              <w:rPr>
+                <w:rFonts w:ascii="Courier New" w:hAnsi="Courier New" w:cs="Courier New"/>
+                <w:sz w:val="18"/>
+                <w:szCs w:val="18"/>
+              </w:rPr>
+              <w:t xml:space="preserve">    </w:t>
+            </w:r>
+            <w:proofErr w:type="spellStart"/>
+            <w:r>
+              <w:rPr>
+                <w:rFonts w:ascii="Courier New" w:hAnsi="Courier New" w:cs="Courier New"/>
+                <w:sz w:val="18"/>
+                <w:szCs w:val="18"/>
+              </w:rPr>
+              <w:t>flag_text</w:t>
+            </w:r>
+            <w:proofErr w:type="spellEnd"/>
+            <w:r>
+              <w:rPr>
+                <w:rFonts w:ascii="Courier New" w:hAnsi="Courier New" w:cs="Courier New"/>
+                <w:sz w:val="18"/>
+                <w:szCs w:val="18"/>
+              </w:rPr>
+              <w:t xml:space="preserve"> = "DST"</w:t>
+            </w:r>
+          </w:p>
+          <w:p>
+            <w:pPr>
+              <w:autoSpaceDE w:val="0"/>
+              <w:autoSpaceDN w:val="0"/>
+              <w:adjustRightInd w:val="0"/>
+              <w:rPr>
+                <w:rFonts w:ascii="Courier New" w:hAnsi="Courier New" w:cs="Courier New"/>
+                <w:sz w:val="18"/>
+                <w:szCs w:val="18"/>
+              </w:rPr>
+            </w:pPr>
+            <w:r>
+              <w:rPr>
+                <w:rFonts w:ascii="Courier New" w:hAnsi="Courier New" w:cs="Courier New"/>
+                <w:sz w:val="18"/>
+                <w:szCs w:val="18"/>
+              </w:rPr>
+              <w:t>else:</w:t>
+            </w:r>
+          </w:p>
+          <w:p>
+            <w:pPr>
+              <w:autoSpaceDE w:val="0"/>
+              <w:autoSpaceDN w:val="0"/>
+              <w:adjustRightInd w:val="0"/>
+              <w:rPr>
+                <w:rFonts w:ascii="Courier New" w:hAnsi="Courier New" w:cs="Courier New"/>
+                <w:sz w:val="18"/>
+                <w:szCs w:val="18"/>
+              </w:rPr>
+            </w:pPr>
+            <w:r>
+              <w:rPr>
+                <w:rFonts w:ascii="Courier New" w:hAnsi="Courier New" w:cs="Courier New"/>
+                <w:sz w:val="18"/>
+                <w:szCs w:val="18"/>
+              </w:rPr>
+              <w:t xml:space="preserve">    </w:t>
+            </w:r>
+            <w:proofErr w:type="spellStart"/>
+            <w:r>
+              <w:rPr>
+                <w:rFonts w:ascii="Courier New" w:hAnsi="Courier New" w:cs="Courier New"/>
+                <w:sz w:val="18"/>
+                <w:szCs w:val="18"/>
+              </w:rPr>
+              <w:t>flag_text</w:t>
+            </w:r>
+            <w:proofErr w:type="spellEnd"/>
+            <w:r>
+              <w:rPr>
+                <w:rFonts w:ascii="Courier New" w:hAnsi="Courier New" w:cs="Courier New"/>
+                <w:sz w:val="18"/>
+                <w:szCs w:val="18"/>
+              </w:rPr>
+              <w:t xml:space="preserve"> = "</w:t>
+            </w:r>
+            <w:proofErr w:type="spellStart"/>
+            <w:r>
+              <w:rPr>
+                <w:rFonts w:ascii="Courier New" w:hAnsi="Courier New" w:cs="Courier New"/>
+                <w:sz w:val="18"/>
+                <w:szCs w:val="18"/>
+              </w:rPr>
+              <w:t>xST</w:t>
+            </w:r>
+            <w:proofErr w:type="spellEnd"/>
+            <w:r>
+              <w:rPr>
+                <w:rFonts w:ascii="Courier New" w:hAnsi="Courier New" w:cs="Courier New"/>
+                <w:sz w:val="18"/>
+                <w:szCs w:val="18"/>
+              </w:rPr>
+              <w:t>"</w:t>
+            </w:r>
+          </w:p>
+          <w:p>
+            <w:pPr>
+              <w:autoSpaceDE w:val="0"/>
+              <w:autoSpaceDN w:val="0"/>
+              <w:adjustRightInd w:val="0"/>
+              <w:rPr>
+                <w:rFonts w:ascii="Courier New" w:hAnsi="Courier New" w:cs="Courier New"/>
+                <w:sz w:val="18"/>
+                <w:szCs w:val="18"/>
+              </w:rPr>
+            </w:pPr>
+          </w:p>
+          <w:p>
+            <w:pPr>
+              <w:autoSpaceDE w:val="0"/>
+              <w:autoSpaceDN w:val="0"/>
+              <w:adjustRightInd w:val="0"/>
+              <w:rPr>
+                <w:rFonts w:ascii="Courier New" w:hAnsi="Courier New" w:cs="Courier New"/>
+                <w:sz w:val="18"/>
+                <w:szCs w:val="18"/>
+              </w:rPr>
+            </w:pPr>
+            <w:r>
+              <w:rPr>
+                <w:rFonts w:ascii="Courier New" w:hAnsi="Courier New" w:cs="Courier New"/>
+                <w:sz w:val="18"/>
+                <w:szCs w:val="18"/>
+              </w:rPr>
+              <w:t xml:space="preserve"># Print the submitted time    </w:t>
+            </w:r>
+          </w:p>
+          <w:p>
+            <w:pPr>
+              <w:autoSpaceDE w:val="0"/>
+              <w:autoSpaceDN w:val="0"/>
+              <w:adjustRightInd w:val="0"/>
+              <w:rPr>
+                <w:rFonts w:ascii="Courier New" w:hAnsi="Courier New" w:cs="Courier New"/>
+                <w:sz w:val="18"/>
+                <w:szCs w:val="18"/>
+              </w:rPr>
+            </w:pPr>
+            <w:proofErr w:type="gramStart"/>
+            <w:r>
+              <w:rPr>
+                <w:rFonts w:ascii="Courier New" w:hAnsi="Courier New" w:cs="Courier New"/>
+                <w:sz w:val="18"/>
+                <w:szCs w:val="18"/>
+              </w:rPr>
+              <w:t>print(</w:t>
+            </w:r>
+            <w:proofErr w:type="gramEnd"/>
+            <w:r>
+              <w:rPr>
+                <w:rFonts w:ascii="Courier New" w:hAnsi="Courier New" w:cs="Courier New"/>
+                <w:sz w:val="18"/>
+                <w:szCs w:val="18"/>
+              </w:rPr>
+              <w:t xml:space="preserve">"     {}/{}/{} {:02}:{:02}:{:02}  </w:t>
+            </w:r>
+            <w:proofErr w:type="spellStart"/>
+            <w:r>
+              <w:rPr>
+                <w:rFonts w:ascii="Courier New" w:hAnsi="Courier New" w:cs="Courier New"/>
+                <w:sz w:val="18"/>
+                <w:szCs w:val="18"/>
+              </w:rPr>
+              <w:t>week_day</w:t>
+            </w:r>
+            <w:proofErr w:type="spellEnd"/>
+            <w:r>
+              <w:rPr>
+                <w:rFonts w:ascii="Courier New" w:hAnsi="Courier New" w:cs="Courier New"/>
+                <w:sz w:val="18"/>
+                <w:szCs w:val="18"/>
+              </w:rPr>
+              <w:t>={}".format(</w:t>
+            </w:r>
+          </w:p>
+          <w:p>
+            <w:pPr>
+              <w:autoSpaceDE w:val="0"/>
+              <w:autoSpaceDN w:val="0"/>
+              <w:adjustRightInd w:val="0"/>
+              <w:rPr>
+                <w:rFonts w:ascii="Courier New" w:hAnsi="Courier New" w:cs="Courier New"/>
+                <w:sz w:val="18"/>
+                <w:szCs w:val="18"/>
+              </w:rPr>
+            </w:pPr>
+            <w:r>
+              <w:rPr>
+                <w:rFonts w:ascii="Courier New" w:hAnsi="Courier New" w:cs="Courier New"/>
+                <w:sz w:val="18"/>
+                <w:szCs w:val="18"/>
+              </w:rPr>
+              <w:t xml:space="preserve">      </w:t>
+            </w:r>
+            <w:proofErr w:type="spellStart"/>
+            <w:r>
+              <w:rPr>
+                <w:rFonts w:ascii="Courier New" w:hAnsi="Courier New" w:cs="Courier New"/>
+                <w:sz w:val="18"/>
+                <w:szCs w:val="18"/>
+              </w:rPr>
+              <w:t>datetime.tm_mon</w:t>
+            </w:r>
+            <w:proofErr w:type="spellEnd"/>
+            <w:r>
+              <w:rPr>
+                <w:rFonts w:ascii="Courier New" w:hAnsi="Courier New" w:cs="Courier New"/>
+                <w:sz w:val="18"/>
+                <w:szCs w:val="18"/>
+              </w:rPr>
+              <w:t xml:space="preserve">, </w:t>
+            </w:r>
+            <w:proofErr w:type="spellStart"/>
+            <w:r>
+              <w:rPr>
+                <w:rFonts w:ascii="Courier New" w:hAnsi="Courier New" w:cs="Courier New"/>
+                <w:sz w:val="18"/>
+                <w:szCs w:val="18"/>
+              </w:rPr>
+              <w:t>datetime.tm_mday</w:t>
+            </w:r>
+            <w:proofErr w:type="spellEnd"/>
+            <w:r>
+              <w:rPr>
+                <w:rFonts w:ascii="Courier New" w:hAnsi="Courier New" w:cs="Courier New"/>
+                <w:sz w:val="18"/>
+                <w:szCs w:val="18"/>
+              </w:rPr>
+              <w:t xml:space="preserve">, </w:t>
+            </w:r>
+            <w:proofErr w:type="spellStart"/>
+            <w:r>
+              <w:rPr>
+                <w:rFonts w:ascii="Courier New" w:hAnsi="Courier New" w:cs="Courier New"/>
+                <w:sz w:val="18"/>
+                <w:szCs w:val="18"/>
+              </w:rPr>
+              <w:t>datetime.tm_year</w:t>
+            </w:r>
+            <w:proofErr w:type="spellEnd"/>
+            <w:r>
+              <w:rPr>
+                <w:rFonts w:ascii="Courier New" w:hAnsi="Courier New" w:cs="Courier New"/>
+                <w:sz w:val="18"/>
+                <w:szCs w:val="18"/>
+              </w:rPr>
+              <w:t>,</w:t>
+            </w:r>
+          </w:p>
+          <w:p>
+            <w:pPr>
+              <w:autoSpaceDE w:val="0"/>
+              <w:autoSpaceDN w:val="0"/>
+              <w:adjustRightInd w:val="0"/>
+              <w:rPr>
+                <w:rFonts w:ascii="Courier New" w:hAnsi="Courier New" w:cs="Courier New"/>
+                <w:sz w:val="18"/>
+                <w:szCs w:val="18"/>
+              </w:rPr>
+            </w:pPr>
+            <w:r>
+              <w:rPr>
+                <w:rFonts w:ascii="Courier New" w:hAnsi="Courier New" w:cs="Courier New"/>
+                <w:sz w:val="18"/>
+                <w:szCs w:val="18"/>
+              </w:rPr>
+              <w:t xml:space="preserve">      </w:t>
+            </w:r>
+            <w:proofErr w:type="spellStart"/>
+            <w:r>
+              <w:rPr>
+                <w:rFonts w:ascii="Courier New" w:hAnsi="Courier New" w:cs="Courier New"/>
+                <w:sz w:val="18"/>
+                <w:szCs w:val="18"/>
+              </w:rPr>
+              <w:t>datetime.tm_hour</w:t>
+            </w:r>
+            <w:proofErr w:type="spellEnd"/>
+            <w:r>
+              <w:rPr>
+                <w:rFonts w:ascii="Courier New" w:hAnsi="Courier New" w:cs="Courier New"/>
+                <w:sz w:val="18"/>
+                <w:szCs w:val="18"/>
+              </w:rPr>
+              <w:t xml:space="preserve">, </w:t>
+            </w:r>
+            <w:proofErr w:type="spellStart"/>
+            <w:r>
+              <w:rPr>
+                <w:rFonts w:ascii="Courier New" w:hAnsi="Courier New" w:cs="Courier New"/>
+                <w:sz w:val="18"/>
+                <w:szCs w:val="18"/>
+              </w:rPr>
+              <w:t>datetime.tm_min</w:t>
+            </w:r>
+            <w:proofErr w:type="spellEnd"/>
+            <w:r>
+              <w:rPr>
+                <w:rFonts w:ascii="Courier New" w:hAnsi="Courier New" w:cs="Courier New"/>
+                <w:sz w:val="18"/>
+                <w:szCs w:val="18"/>
+              </w:rPr>
+              <w:t xml:space="preserve">, </w:t>
+            </w:r>
+            <w:proofErr w:type="spellStart"/>
+            <w:r>
+              <w:rPr>
+                <w:rFonts w:ascii="Courier New" w:hAnsi="Courier New" w:cs="Courier New"/>
+                <w:sz w:val="18"/>
+                <w:szCs w:val="18"/>
+              </w:rPr>
+              <w:t>datetime.tm_sec</w:t>
+            </w:r>
+            <w:proofErr w:type="spellEnd"/>
+            <w:r>
+              <w:rPr>
+                <w:rFonts w:ascii="Courier New" w:hAnsi="Courier New" w:cs="Courier New"/>
+                <w:sz w:val="18"/>
+                <w:szCs w:val="18"/>
+              </w:rPr>
+              <w:t>,</w:t>
+            </w:r>
+          </w:p>
+          <w:p>
+            <w:pPr>
+              <w:autoSpaceDE w:val="0"/>
+              <w:autoSpaceDN w:val="0"/>
+              <w:adjustRightInd w:val="0"/>
+              <w:rPr>
+                <w:rFonts w:ascii="Courier New" w:hAnsi="Courier New" w:cs="Courier New"/>
+                <w:sz w:val="18"/>
+                <w:szCs w:val="18"/>
+              </w:rPr>
+            </w:pPr>
+            <w:r>
+              <w:rPr>
+                <w:rFonts w:ascii="Courier New" w:hAnsi="Courier New" w:cs="Courier New"/>
+                <w:sz w:val="18"/>
+                <w:szCs w:val="18"/>
+              </w:rPr>
+              <w:t xml:space="preserve">      </w:t>
+            </w:r>
+            <w:proofErr w:type="spellStart"/>
+            <w:r>
+              <w:rPr>
+                <w:rFonts w:ascii="Courier New" w:hAnsi="Courier New" w:cs="Courier New"/>
+                <w:sz w:val="18"/>
+                <w:szCs w:val="18"/>
+              </w:rPr>
+              <w:t>datetime.tm_wday</w:t>
+            </w:r>
+            <w:proofErr w:type="spellEnd"/>
+            <w:r>
+              <w:rPr>
+                <w:rFonts w:ascii="Courier New" w:hAnsi="Courier New" w:cs="Courier New"/>
+                <w:sz w:val="18"/>
+                <w:szCs w:val="18"/>
+              </w:rPr>
+              <w:t>))</w:t>
+            </w:r>
+          </w:p>
+          <w:p>
+            <w:pPr>
+              <w:autoSpaceDE w:val="0"/>
+              <w:autoSpaceDN w:val="0"/>
+              <w:adjustRightInd w:val="0"/>
+              <w:rPr>
+                <w:rFonts w:ascii="Courier New" w:hAnsi="Courier New" w:cs="Courier New"/>
+                <w:sz w:val="18"/>
+                <w:szCs w:val="18"/>
+              </w:rPr>
+            </w:pPr>
+          </w:p>
+          <w:p>
+            <w:pPr>
+              <w:autoSpaceDE w:val="0"/>
+              <w:autoSpaceDN w:val="0"/>
+              <w:adjustRightInd w:val="0"/>
+              <w:rPr>
+                <w:rFonts w:ascii="Courier New" w:hAnsi="Courier New" w:cs="Courier New"/>
+                <w:sz w:val="18"/>
+                <w:szCs w:val="18"/>
+              </w:rPr>
+            </w:pPr>
+            <w:r>
+              <w:rPr>
+                <w:rFonts w:ascii="Courier New" w:hAnsi="Courier New" w:cs="Courier New"/>
+                <w:sz w:val="18"/>
+                <w:szCs w:val="18"/>
+              </w:rPr>
+              <w:t># Print the adjusted time</w:t>
+            </w:r>
+          </w:p>
+          <w:p>
+            <w:pPr>
+              <w:autoSpaceDE w:val="0"/>
+              <w:autoSpaceDN w:val="0"/>
+              <w:adjustRightInd w:val="0"/>
+              <w:rPr>
+                <w:rFonts w:ascii="Courier New" w:hAnsi="Courier New" w:cs="Courier New"/>
+                <w:sz w:val="18"/>
+                <w:szCs w:val="18"/>
+              </w:rPr>
+            </w:pPr>
+            <w:proofErr w:type="gramStart"/>
+            <w:r>
+              <w:rPr>
+                <w:rFonts w:ascii="Courier New" w:hAnsi="Courier New" w:cs="Courier New"/>
+                <w:sz w:val="18"/>
+                <w:szCs w:val="18"/>
+              </w:rPr>
+              <w:t>print(</w:t>
+            </w:r>
+            <w:proofErr w:type="gramEnd"/>
+            <w:r>
+              <w:rPr>
+                <w:rFonts w:ascii="Courier New" w:hAnsi="Courier New" w:cs="Courier New"/>
+                <w:sz w:val="18"/>
+                <w:szCs w:val="18"/>
+              </w:rPr>
+              <w:t xml:space="preserve">"{}: {}/{}/{} {:02}:{:02}:{:02}  </w:t>
+            </w:r>
+            <w:proofErr w:type="spellStart"/>
+            <w:r>
+              <w:rPr>
+                <w:rFonts w:ascii="Courier New" w:hAnsi="Courier New" w:cs="Courier New"/>
+                <w:sz w:val="18"/>
+                <w:szCs w:val="18"/>
+              </w:rPr>
+              <w:t>week_day</w:t>
+            </w:r>
+            <w:proofErr w:type="spellEnd"/>
+            <w:r>
+              <w:rPr>
+                <w:rFonts w:ascii="Courier New" w:hAnsi="Courier New" w:cs="Courier New"/>
+                <w:sz w:val="18"/>
+                <w:szCs w:val="18"/>
+              </w:rPr>
+              <w:t>={}".format(</w:t>
+            </w:r>
+            <w:proofErr w:type="spellStart"/>
+            <w:r>
+              <w:rPr>
+                <w:rFonts w:ascii="Courier New" w:hAnsi="Courier New" w:cs="Courier New"/>
+                <w:sz w:val="18"/>
+                <w:szCs w:val="18"/>
+              </w:rPr>
+              <w:t>flag_text</w:t>
+            </w:r>
+            <w:proofErr w:type="spellEnd"/>
+            <w:r>
+              <w:rPr>
+                <w:rFonts w:ascii="Courier New" w:hAnsi="Courier New" w:cs="Courier New"/>
+                <w:sz w:val="18"/>
+                <w:szCs w:val="18"/>
+              </w:rPr>
+              <w:t>,</w:t>
+            </w:r>
+          </w:p>
+          <w:p>
+            <w:pPr>
+              <w:autoSpaceDE w:val="0"/>
+              <w:autoSpaceDN w:val="0"/>
+              <w:adjustRightInd w:val="0"/>
+              <w:rPr>
+                <w:rFonts w:ascii="Courier New" w:hAnsi="Courier New" w:cs="Courier New"/>
+                <w:sz w:val="18"/>
+                <w:szCs w:val="18"/>
+              </w:rPr>
+            </w:pPr>
+            <w:r>
+              <w:rPr>
+                <w:rFonts w:ascii="Courier New" w:hAnsi="Courier New" w:cs="Courier New"/>
+                <w:sz w:val="18"/>
+                <w:szCs w:val="18"/>
+              </w:rPr>
+              <w:t xml:space="preserve">      </w:t>
+            </w:r>
+            <w:proofErr w:type="spellStart"/>
+            <w:r>
+              <w:rPr>
+                <w:rFonts w:ascii="Courier New" w:hAnsi="Courier New" w:cs="Courier New"/>
+                <w:sz w:val="18"/>
+                <w:szCs w:val="18"/>
+              </w:rPr>
+              <w:t>adj_datetime.tm_mon</w:t>
+            </w:r>
+            <w:proofErr w:type="spellEnd"/>
+            <w:r>
+              <w:rPr>
+                <w:rFonts w:ascii="Courier New" w:hAnsi="Courier New" w:cs="Courier New"/>
+                <w:sz w:val="18"/>
+                <w:szCs w:val="18"/>
+              </w:rPr>
+              <w:t xml:space="preserve">, </w:t>
+            </w:r>
+            <w:proofErr w:type="spellStart"/>
+            <w:r>
+              <w:rPr>
+                <w:rFonts w:ascii="Courier New" w:hAnsi="Courier New" w:cs="Courier New"/>
+                <w:sz w:val="18"/>
+                <w:szCs w:val="18"/>
+              </w:rPr>
+              <w:t>adj_datetime.tm_mday</w:t>
+            </w:r>
+            <w:proofErr w:type="spellEnd"/>
+            <w:r>
+              <w:rPr>
+                <w:rFonts w:ascii="Courier New" w:hAnsi="Courier New" w:cs="Courier New"/>
+                <w:sz w:val="18"/>
+                <w:szCs w:val="18"/>
+              </w:rPr>
+              <w:t xml:space="preserve">, </w:t>
+            </w:r>
+            <w:proofErr w:type="spellStart"/>
+            <w:r>
+              <w:rPr>
+                <w:rFonts w:ascii="Courier New" w:hAnsi="Courier New" w:cs="Courier New"/>
+                <w:sz w:val="18"/>
+                <w:szCs w:val="18"/>
+              </w:rPr>
+              <w:t>adj_datetime.tm_year</w:t>
+            </w:r>
+            <w:proofErr w:type="spellEnd"/>
+            <w:r>
+              <w:rPr>
+                <w:rFonts w:ascii="Courier New" w:hAnsi="Courier New" w:cs="Courier New"/>
+                <w:sz w:val="18"/>
+                <w:szCs w:val="18"/>
+              </w:rPr>
+              <w:t>,</w:t>
+            </w:r>
+          </w:p>
+          <w:p>
+            <w:pPr>
+              <w:autoSpaceDE w:val="0"/>
+              <w:autoSpaceDN w:val="0"/>
+              <w:adjustRightInd w:val="0"/>
+              <w:rPr>
+                <w:rFonts w:ascii="Courier New" w:hAnsi="Courier New" w:cs="Courier New"/>
+                <w:sz w:val="18"/>
+                <w:szCs w:val="18"/>
+              </w:rPr>
+            </w:pPr>
+            <w:r>
+              <w:rPr>
+                <w:rFonts w:ascii="Courier New" w:hAnsi="Courier New" w:cs="Courier New"/>
+                <w:sz w:val="18"/>
+                <w:szCs w:val="18"/>
+              </w:rPr>
+              <w:t xml:space="preserve">      </w:t>
+            </w:r>
+            <w:proofErr w:type="spellStart"/>
+            <w:r>
+              <w:rPr>
+                <w:rFonts w:ascii="Courier New" w:hAnsi="Courier New" w:cs="Courier New"/>
+                <w:sz w:val="18"/>
+                <w:szCs w:val="18"/>
+              </w:rPr>
+              <w:t>adj_datetime.tm_hour</w:t>
+            </w:r>
+            <w:proofErr w:type="spellEnd"/>
+            <w:r>
+              <w:rPr>
+                <w:rFonts w:ascii="Courier New" w:hAnsi="Courier New" w:cs="Courier New"/>
+                <w:sz w:val="18"/>
+                <w:szCs w:val="18"/>
+              </w:rPr>
+              <w:t xml:space="preserve">, </w:t>
+            </w:r>
+            <w:proofErr w:type="spellStart"/>
+            <w:r>
+              <w:rPr>
+                <w:rFonts w:ascii="Courier New" w:hAnsi="Courier New" w:cs="Courier New"/>
+                <w:sz w:val="18"/>
+                <w:szCs w:val="18"/>
+              </w:rPr>
+              <w:t>adj_datetime.tm_min</w:t>
+            </w:r>
+            <w:proofErr w:type="spellEnd"/>
+            <w:r>
+              <w:rPr>
+                <w:rFonts w:ascii="Courier New" w:hAnsi="Courier New" w:cs="Courier New"/>
+                <w:sz w:val="18"/>
+                <w:szCs w:val="18"/>
+              </w:rPr>
+              <w:t xml:space="preserve">, </w:t>
+            </w:r>
+            <w:proofErr w:type="spellStart"/>
+            <w:r>
+              <w:rPr>
+                <w:rFonts w:ascii="Courier New" w:hAnsi="Courier New" w:cs="Courier New"/>
+                <w:sz w:val="18"/>
+                <w:szCs w:val="18"/>
+              </w:rPr>
+              <w:t>adj_datetime.tm_sec</w:t>
+            </w:r>
+            <w:proofErr w:type="spellEnd"/>
+            <w:r>
+              <w:rPr>
+                <w:rFonts w:ascii="Courier New" w:hAnsi="Courier New" w:cs="Courier New"/>
+                <w:sz w:val="18"/>
+                <w:szCs w:val="18"/>
+              </w:rPr>
+              <w:t>,</w:t>
+            </w:r>
+          </w:p>
+          <w:p>
+            <w:pPr>
+              <w:autoSpaceDE w:val="0"/>
+              <w:autoSpaceDN w:val="0"/>
+              <w:adjustRightInd w:val="0"/>
+              <w:rPr>
+                <w:rFonts w:ascii="Courier New" w:hAnsi="Courier New" w:cs="Courier New"/>
+                <w:sz w:val="18"/>
+                <w:szCs w:val="18"/>
+              </w:rPr>
+            </w:pPr>
+            <w:r>
+              <w:rPr>
+                <w:rFonts w:ascii="Courier New" w:hAnsi="Courier New" w:cs="Courier New"/>
+                <w:sz w:val="18"/>
+                <w:szCs w:val="18"/>
+              </w:rPr>
+              <w:t xml:space="preserve">      </w:t>
+            </w:r>
+            <w:proofErr w:type="spellStart"/>
+            <w:r>
+              <w:rPr>
+                <w:rFonts w:ascii="Courier New" w:hAnsi="Courier New" w:cs="Courier New"/>
+                <w:sz w:val="18"/>
+                <w:szCs w:val="18"/>
+              </w:rPr>
+              <w:t>adj_datetime.tm_wday</w:t>
+            </w:r>
+            <w:proofErr w:type="spellEnd"/>
+            <w:r>
+              <w:rPr>
+                <w:rFonts w:ascii="Courier New" w:hAnsi="Courier New" w:cs="Courier New"/>
+                <w:sz w:val="18"/>
+                <w:szCs w:val="18"/>
+              </w:rPr>
+              <w:t>))</w:t>
+            </w:r>
+          </w:p>
+          <w:p>
+            <w:pPr>
+              <w:autoSpaceDE w:val="0"/>
+              <w:autoSpaceDN w:val="0"/>
+              <w:adjustRightInd w:val="0"/>
+              <w:rPr>
+                <w:rFonts w:ascii="Courier New" w:hAnsi="Courier New" w:cs="Courier New"/>
+                <w:sz w:val="18"/>
+                <w:szCs w:val="18"/>
+              </w:rPr>
+            </w:pPr>
+          </w:p>
+        </w:tc>
+      </w:tr>
+    </w:tbl>
+    <w:p>
+      <w:pPr>
+        <w:rPr>
           <w:b/>
           <w:bCs/>
           <w:iCs/>
@@ -1168,20 +2837,518 @@
         </w:rPr>
       </w:pPr>
     </w:p>
+    <w:tbl>
+      <w:tblPr>
+        <w:tblStyle w:val="TableGrid"/>
+        <w:tblW w:w="8118" w:type="dxa"/>
+        <w:jc w:val="center"/>
+        <w:tblBorders>
+          <w:top w:val="single" w:sz="24" w:space="0" w:color="9CC2E5" w:themeColor="accent5" w:themeTint="99"/>
+          <w:left w:val="none" w:sz="0" w:space="0" w:color="auto"/>
+          <w:bottom w:val="none" w:sz="0" w:space="0" w:color="auto"/>
+          <w:right w:val="none" w:sz="0" w:space="0" w:color="auto"/>
+          <w:insideH w:val="none" w:sz="0" w:space="0" w:color="auto"/>
+          <w:insideV w:val="none" w:sz="0" w:space="0" w:color="auto"/>
+        </w:tblBorders>
+        <w:shd w:val="clear" w:color="auto" w:fill="FBE4D5" w:themeFill="accent2" w:themeFillTint="33"/>
+        <w:tblLook w:val="04A0" w:firstRow="1" w:lastRow="0" w:firstColumn="1" w:lastColumn="0" w:noHBand="0" w:noVBand="1"/>
+      </w:tblPr>
+      <w:tblGrid>
+        <w:gridCol w:w="8118"/>
+      </w:tblGrid>
+      <w:tr>
+        <w:trPr>
+          <w:jc w:val="center"/>
+        </w:trPr>
+        <w:tc>
+          <w:tcPr>
+            <w:tcW w:w="8118" w:type="dxa"/>
+            <w:tcBorders>
+              <w:top w:val="double" w:sz="4" w:space="0" w:color="ED7D31" w:themeColor="accent2"/>
+              <w:left w:val="double" w:sz="4" w:space="0" w:color="ED7D31" w:themeColor="accent2"/>
+              <w:bottom w:val="double" w:sz="4" w:space="0" w:color="ED7D31" w:themeColor="accent2"/>
+              <w:right w:val="double" w:sz="4" w:space="0" w:color="ED7D31" w:themeColor="accent2"/>
+            </w:tcBorders>
+            <w:shd w:val="clear" w:color="auto" w:fill="FBE4D5" w:themeFill="accent2" w:themeFillTint="33"/>
+          </w:tcPr>
+          <w:p>
+            <w:pPr>
+              <w:autoSpaceDE w:val="0"/>
+              <w:autoSpaceDN w:val="0"/>
+              <w:adjustRightInd w:val="0"/>
+              <w:rPr>
+                <w:rFonts w:ascii="Courier New" w:hAnsi="Courier New" w:cs="Courier New"/>
+                <w:sz w:val="18"/>
+                <w:szCs w:val="18"/>
+              </w:rPr>
+            </w:pPr>
+          </w:p>
+          <w:p>
+            <w:pPr>
+              <w:autoSpaceDE w:val="0"/>
+              <w:autoSpaceDN w:val="0"/>
+              <w:adjustRightInd w:val="0"/>
+              <w:rPr>
+                <w:rFonts w:ascii="Courier New" w:hAnsi="Courier New" w:cs="Courier New"/>
+                <w:sz w:val="18"/>
+                <w:szCs w:val="18"/>
+              </w:rPr>
+            </w:pPr>
+            <w:r>
+              <w:rPr>
+                <w:rFonts w:ascii="Courier New" w:hAnsi="Courier New" w:cs="Courier New"/>
+                <w:sz w:val="18"/>
+                <w:szCs w:val="18"/>
+              </w:rPr>
+              <w:t xml:space="preserve"># for 11/1/2020 00:00 </w:t>
+            </w:r>
+            <w:proofErr w:type="spellStart"/>
+            <w:r>
+              <w:rPr>
+                <w:rFonts w:ascii="Courier New" w:hAnsi="Courier New" w:cs="Courier New"/>
+                <w:sz w:val="18"/>
+                <w:szCs w:val="18"/>
+              </w:rPr>
+              <w:t>xST</w:t>
+            </w:r>
+            <w:proofErr w:type="spellEnd"/>
+            <w:r>
+              <w:rPr>
+                <w:rFonts w:ascii="Courier New" w:hAnsi="Courier New" w:cs="Courier New"/>
+                <w:sz w:val="18"/>
+                <w:szCs w:val="18"/>
+              </w:rPr>
+              <w:t xml:space="preserve"> input; first Sunday of November 01:00 DST</w:t>
+            </w:r>
+          </w:p>
+          <w:p>
+            <w:pPr>
+              <w:autoSpaceDE w:val="0"/>
+              <w:autoSpaceDN w:val="0"/>
+              <w:adjustRightInd w:val="0"/>
+              <w:rPr>
+                <w:rFonts w:ascii="Courier New" w:hAnsi="Courier New" w:cs="Courier New"/>
+                <w:sz w:val="18"/>
+                <w:szCs w:val="18"/>
+              </w:rPr>
+            </w:pPr>
+            <w:r>
+              <w:rPr>
+                <w:rFonts w:ascii="Courier New" w:hAnsi="Courier New" w:cs="Courier New"/>
+                <w:sz w:val="18"/>
+                <w:szCs w:val="18"/>
+              </w:rPr>
+              <w:t>code.py output:</w:t>
+            </w:r>
+          </w:p>
+          <w:p>
+            <w:pPr>
+              <w:autoSpaceDE w:val="0"/>
+              <w:autoSpaceDN w:val="0"/>
+              <w:adjustRightInd w:val="0"/>
+              <w:rPr>
+                <w:rFonts w:ascii="Courier New" w:hAnsi="Courier New" w:cs="Courier New"/>
+                <w:sz w:val="18"/>
+                <w:szCs w:val="18"/>
+              </w:rPr>
+            </w:pPr>
+            <w:r>
+              <w:rPr>
+                <w:rFonts w:ascii="Courier New" w:hAnsi="Courier New" w:cs="Courier New"/>
+                <w:sz w:val="18"/>
+                <w:szCs w:val="18"/>
+              </w:rPr>
+              <w:t xml:space="preserve">     11/1/2020 </w:t>
+            </w:r>
+            <w:proofErr w:type="gramStart"/>
+            <w:r>
+              <w:rPr>
+                <w:rFonts w:ascii="Courier New" w:hAnsi="Courier New" w:cs="Courier New"/>
+                <w:sz w:val="18"/>
+                <w:szCs w:val="18"/>
+              </w:rPr>
+              <w:t xml:space="preserve">00:00:00  </w:t>
+            </w:r>
+            <w:proofErr w:type="spellStart"/>
+            <w:r>
+              <w:rPr>
+                <w:rFonts w:ascii="Courier New" w:hAnsi="Courier New" w:cs="Courier New"/>
+                <w:sz w:val="18"/>
+                <w:szCs w:val="18"/>
+              </w:rPr>
+              <w:t>week</w:t>
+            </w:r>
+            <w:proofErr w:type="gramEnd"/>
+            <w:r>
+              <w:rPr>
+                <w:rFonts w:ascii="Courier New" w:hAnsi="Courier New" w:cs="Courier New"/>
+                <w:sz w:val="18"/>
+                <w:szCs w:val="18"/>
+              </w:rPr>
+              <w:t>_day</w:t>
+            </w:r>
+            <w:proofErr w:type="spellEnd"/>
+            <w:r>
+              <w:rPr>
+                <w:rFonts w:ascii="Courier New" w:hAnsi="Courier New" w:cs="Courier New"/>
+                <w:sz w:val="18"/>
+                <w:szCs w:val="18"/>
+              </w:rPr>
+              <w:t>=6</w:t>
+            </w:r>
+          </w:p>
+          <w:p>
+            <w:pPr>
+              <w:autoSpaceDE w:val="0"/>
+              <w:autoSpaceDN w:val="0"/>
+              <w:adjustRightInd w:val="0"/>
+              <w:rPr>
+                <w:rFonts w:ascii="Courier New" w:hAnsi="Courier New" w:cs="Courier New"/>
+                <w:sz w:val="18"/>
+                <w:szCs w:val="18"/>
+              </w:rPr>
+            </w:pPr>
+            <w:r>
+              <w:rPr>
+                <w:rFonts w:ascii="Courier New" w:hAnsi="Courier New" w:cs="Courier New"/>
+                <w:sz w:val="18"/>
+                <w:szCs w:val="18"/>
+              </w:rPr>
+              <w:t xml:space="preserve">DST: 11/1/2020 </w:t>
+            </w:r>
+            <w:proofErr w:type="gramStart"/>
+            <w:r>
+              <w:rPr>
+                <w:rFonts w:ascii="Courier New" w:hAnsi="Courier New" w:cs="Courier New"/>
+                <w:sz w:val="18"/>
+                <w:szCs w:val="18"/>
+              </w:rPr>
+              <w:t xml:space="preserve">01:00:00  </w:t>
+            </w:r>
+            <w:proofErr w:type="spellStart"/>
+            <w:r>
+              <w:rPr>
+                <w:rFonts w:ascii="Courier New" w:hAnsi="Courier New" w:cs="Courier New"/>
+                <w:sz w:val="18"/>
+                <w:szCs w:val="18"/>
+              </w:rPr>
+              <w:t>week</w:t>
+            </w:r>
+            <w:proofErr w:type="gramEnd"/>
+            <w:r>
+              <w:rPr>
+                <w:rFonts w:ascii="Courier New" w:hAnsi="Courier New" w:cs="Courier New"/>
+                <w:sz w:val="18"/>
+                <w:szCs w:val="18"/>
+              </w:rPr>
+              <w:t>_day</w:t>
+            </w:r>
+            <w:proofErr w:type="spellEnd"/>
+            <w:r>
+              <w:rPr>
+                <w:rFonts w:ascii="Courier New" w:hAnsi="Courier New" w:cs="Courier New"/>
+                <w:sz w:val="18"/>
+                <w:szCs w:val="18"/>
+              </w:rPr>
+              <w:t>=6</w:t>
+            </w:r>
+          </w:p>
+          <w:p>
+            <w:pPr>
+              <w:autoSpaceDE w:val="0"/>
+              <w:autoSpaceDN w:val="0"/>
+              <w:adjustRightInd w:val="0"/>
+              <w:rPr>
+                <w:rFonts w:ascii="Courier New" w:hAnsi="Courier New" w:cs="Courier New"/>
+                <w:sz w:val="18"/>
+                <w:szCs w:val="18"/>
+              </w:rPr>
+            </w:pPr>
+          </w:p>
+        </w:tc>
+      </w:tr>
+    </w:tbl>
     <w:p>
       <w:pPr>
         <w:rPr>
+          <w:b/>
+          <w:bCs/>
+          <w:iCs/>
           <w:lang w:val="en"/>
         </w:rPr>
       </w:pPr>
     </w:p>
-    <w:p>
-      <w:pPr>
-        <w:rPr>
-          <w:lang w:val="en"/>
-        </w:rPr>
-      </w:pPr>
-    </w:p>
+    <w:tbl>
+      <w:tblPr>
+        <w:tblStyle w:val="TableGrid"/>
+        <w:tblW w:w="8118" w:type="dxa"/>
+        <w:jc w:val="center"/>
+        <w:tblBorders>
+          <w:top w:val="single" w:sz="24" w:space="0" w:color="9CC2E5" w:themeColor="accent5" w:themeTint="99"/>
+          <w:left w:val="none" w:sz="0" w:space="0" w:color="auto"/>
+          <w:bottom w:val="none" w:sz="0" w:space="0" w:color="auto"/>
+          <w:right w:val="none" w:sz="0" w:space="0" w:color="auto"/>
+          <w:insideH w:val="none" w:sz="0" w:space="0" w:color="auto"/>
+          <w:insideV w:val="none" w:sz="0" w:space="0" w:color="auto"/>
+        </w:tblBorders>
+        <w:shd w:val="clear" w:color="auto" w:fill="FBE4D5" w:themeFill="accent2" w:themeFillTint="33"/>
+        <w:tblLook w:val="04A0" w:firstRow="1" w:lastRow="0" w:firstColumn="1" w:lastColumn="0" w:noHBand="0" w:noVBand="1"/>
+      </w:tblPr>
+      <w:tblGrid>
+        <w:gridCol w:w="8118"/>
+      </w:tblGrid>
+      <w:tr>
+        <w:trPr>
+          <w:jc w:val="center"/>
+        </w:trPr>
+        <w:tc>
+          <w:tcPr>
+            <w:tcW w:w="8118" w:type="dxa"/>
+            <w:tcBorders>
+              <w:top w:val="double" w:sz="4" w:space="0" w:color="ED7D31" w:themeColor="accent2"/>
+              <w:left w:val="double" w:sz="4" w:space="0" w:color="ED7D31" w:themeColor="accent2"/>
+              <w:bottom w:val="double" w:sz="4" w:space="0" w:color="ED7D31" w:themeColor="accent2"/>
+              <w:right w:val="double" w:sz="4" w:space="0" w:color="ED7D31" w:themeColor="accent2"/>
+            </w:tcBorders>
+            <w:shd w:val="clear" w:color="auto" w:fill="FBE4D5" w:themeFill="accent2" w:themeFillTint="33"/>
+          </w:tcPr>
+          <w:p>
+            <w:pPr>
+              <w:autoSpaceDE w:val="0"/>
+              <w:autoSpaceDN w:val="0"/>
+              <w:adjustRightInd w:val="0"/>
+              <w:rPr>
+                <w:rFonts w:ascii="Courier New" w:hAnsi="Courier New" w:cs="Courier New"/>
+                <w:sz w:val="18"/>
+                <w:szCs w:val="18"/>
+              </w:rPr>
+            </w:pPr>
+          </w:p>
+          <w:p>
+            <w:pPr>
+              <w:autoSpaceDE w:val="0"/>
+              <w:autoSpaceDN w:val="0"/>
+              <w:adjustRightInd w:val="0"/>
+              <w:rPr>
+                <w:rFonts w:ascii="Courier New" w:hAnsi="Courier New" w:cs="Courier New"/>
+                <w:sz w:val="18"/>
+                <w:szCs w:val="18"/>
+              </w:rPr>
+            </w:pPr>
+            <w:r>
+              <w:rPr>
+                <w:rFonts w:ascii="Courier New" w:hAnsi="Courier New" w:cs="Courier New"/>
+                <w:sz w:val="18"/>
+                <w:szCs w:val="18"/>
+              </w:rPr>
+              <w:t xml:space="preserve"># for 11/1/2020 01:00 </w:t>
+            </w:r>
+            <w:proofErr w:type="spellStart"/>
+            <w:r>
+              <w:rPr>
+                <w:rFonts w:ascii="Courier New" w:hAnsi="Courier New" w:cs="Courier New"/>
+                <w:sz w:val="18"/>
+                <w:szCs w:val="18"/>
+              </w:rPr>
+              <w:t>xST</w:t>
+            </w:r>
+            <w:proofErr w:type="spellEnd"/>
+            <w:r>
+              <w:rPr>
+                <w:rFonts w:ascii="Courier New" w:hAnsi="Courier New" w:cs="Courier New"/>
+                <w:sz w:val="18"/>
+                <w:szCs w:val="18"/>
+              </w:rPr>
+              <w:t xml:space="preserve"> input; first Sunday of November 02:00 DST</w:t>
+            </w:r>
+          </w:p>
+          <w:p>
+            <w:pPr>
+              <w:autoSpaceDE w:val="0"/>
+              <w:autoSpaceDN w:val="0"/>
+              <w:adjustRightInd w:val="0"/>
+              <w:rPr>
+                <w:rFonts w:ascii="Courier New" w:hAnsi="Courier New" w:cs="Courier New"/>
+                <w:sz w:val="18"/>
+                <w:szCs w:val="18"/>
+              </w:rPr>
+            </w:pPr>
+            <w:r>
+              <w:rPr>
+                <w:rFonts w:ascii="Courier New" w:hAnsi="Courier New" w:cs="Courier New"/>
+                <w:sz w:val="18"/>
+                <w:szCs w:val="18"/>
+              </w:rPr>
+              <w:t xml:space="preserve"># falls back to 01:00 </w:t>
+            </w:r>
+            <w:proofErr w:type="spellStart"/>
+            <w:r>
+              <w:rPr>
+                <w:rFonts w:ascii="Courier New" w:hAnsi="Courier New" w:cs="Courier New"/>
+                <w:sz w:val="18"/>
+                <w:szCs w:val="18"/>
+              </w:rPr>
+              <w:t>xST</w:t>
+            </w:r>
+            <w:proofErr w:type="spellEnd"/>
+          </w:p>
+          <w:p>
+            <w:pPr>
+              <w:autoSpaceDE w:val="0"/>
+              <w:autoSpaceDN w:val="0"/>
+              <w:adjustRightInd w:val="0"/>
+              <w:rPr>
+                <w:rFonts w:ascii="Courier New" w:hAnsi="Courier New" w:cs="Courier New"/>
+                <w:sz w:val="18"/>
+                <w:szCs w:val="18"/>
+              </w:rPr>
+            </w:pPr>
+            <w:r>
+              <w:rPr>
+                <w:rFonts w:ascii="Courier New" w:hAnsi="Courier New" w:cs="Courier New"/>
+                <w:sz w:val="18"/>
+                <w:szCs w:val="18"/>
+              </w:rPr>
+              <w:t>code.py output:</w:t>
+            </w:r>
+          </w:p>
+          <w:p>
+            <w:pPr>
+              <w:autoSpaceDE w:val="0"/>
+              <w:autoSpaceDN w:val="0"/>
+              <w:adjustRightInd w:val="0"/>
+              <w:rPr>
+                <w:rFonts w:ascii="Courier New" w:hAnsi="Courier New" w:cs="Courier New"/>
+                <w:sz w:val="18"/>
+                <w:szCs w:val="18"/>
+              </w:rPr>
+            </w:pPr>
+            <w:r>
+              <w:rPr>
+                <w:rFonts w:ascii="Courier New" w:hAnsi="Courier New" w:cs="Courier New"/>
+                <w:sz w:val="18"/>
+                <w:szCs w:val="18"/>
+              </w:rPr>
+              <w:t xml:space="preserve">     11/1/2020 </w:t>
+            </w:r>
+            <w:proofErr w:type="gramStart"/>
+            <w:r>
+              <w:rPr>
+                <w:rFonts w:ascii="Courier New" w:hAnsi="Courier New" w:cs="Courier New"/>
+                <w:sz w:val="18"/>
+                <w:szCs w:val="18"/>
+              </w:rPr>
+              <w:t xml:space="preserve">01:00:00  </w:t>
+            </w:r>
+            <w:proofErr w:type="spellStart"/>
+            <w:r>
+              <w:rPr>
+                <w:rFonts w:ascii="Courier New" w:hAnsi="Courier New" w:cs="Courier New"/>
+                <w:sz w:val="18"/>
+                <w:szCs w:val="18"/>
+              </w:rPr>
+              <w:t>week</w:t>
+            </w:r>
+            <w:proofErr w:type="gramEnd"/>
+            <w:r>
+              <w:rPr>
+                <w:rFonts w:ascii="Courier New" w:hAnsi="Courier New" w:cs="Courier New"/>
+                <w:sz w:val="18"/>
+                <w:szCs w:val="18"/>
+              </w:rPr>
+              <w:t>_day</w:t>
+            </w:r>
+            <w:proofErr w:type="spellEnd"/>
+            <w:r>
+              <w:rPr>
+                <w:rFonts w:ascii="Courier New" w:hAnsi="Courier New" w:cs="Courier New"/>
+                <w:sz w:val="18"/>
+                <w:szCs w:val="18"/>
+              </w:rPr>
+              <w:t>=6</w:t>
+            </w:r>
+          </w:p>
+          <w:p>
+            <w:pPr>
+              <w:autoSpaceDE w:val="0"/>
+              <w:autoSpaceDN w:val="0"/>
+              <w:adjustRightInd w:val="0"/>
+              <w:rPr>
+                <w:rFonts w:ascii="Courier New" w:hAnsi="Courier New" w:cs="Courier New"/>
+                <w:sz w:val="18"/>
+                <w:szCs w:val="18"/>
+              </w:rPr>
+            </w:pPr>
+            <w:proofErr w:type="spellStart"/>
+            <w:r>
+              <w:rPr>
+                <w:rFonts w:ascii="Courier New" w:hAnsi="Courier New" w:cs="Courier New"/>
+                <w:sz w:val="18"/>
+                <w:szCs w:val="18"/>
+              </w:rPr>
+              <w:t>xST</w:t>
+            </w:r>
+            <w:proofErr w:type="spellEnd"/>
+            <w:r>
+              <w:rPr>
+                <w:rFonts w:ascii="Courier New" w:hAnsi="Courier New" w:cs="Courier New"/>
+                <w:sz w:val="18"/>
+                <w:szCs w:val="18"/>
+              </w:rPr>
+              <w:t xml:space="preserve">: 11/1/2020 </w:t>
+            </w:r>
+            <w:proofErr w:type="gramStart"/>
+            <w:r>
+              <w:rPr>
+                <w:rFonts w:ascii="Courier New" w:hAnsi="Courier New" w:cs="Courier New"/>
+                <w:sz w:val="18"/>
+                <w:szCs w:val="18"/>
+              </w:rPr>
+              <w:t xml:space="preserve">01:00:00  </w:t>
+            </w:r>
+            <w:proofErr w:type="spellStart"/>
+            <w:r>
+              <w:rPr>
+                <w:rFonts w:ascii="Courier New" w:hAnsi="Courier New" w:cs="Courier New"/>
+                <w:sz w:val="18"/>
+                <w:szCs w:val="18"/>
+              </w:rPr>
+              <w:t>week</w:t>
+            </w:r>
+            <w:proofErr w:type="gramEnd"/>
+            <w:r>
+              <w:rPr>
+                <w:rFonts w:ascii="Courier New" w:hAnsi="Courier New" w:cs="Courier New"/>
+                <w:sz w:val="18"/>
+                <w:szCs w:val="18"/>
+              </w:rPr>
+              <w:t>_day</w:t>
+            </w:r>
+            <w:proofErr w:type="spellEnd"/>
+            <w:r>
+              <w:rPr>
+                <w:rFonts w:ascii="Courier New" w:hAnsi="Courier New" w:cs="Courier New"/>
+                <w:sz w:val="18"/>
+                <w:szCs w:val="18"/>
+              </w:rPr>
+              <w:t>=6</w:t>
+            </w:r>
+          </w:p>
+          <w:p>
+            <w:pPr>
+              <w:autoSpaceDE w:val="0"/>
+              <w:autoSpaceDN w:val="0"/>
+              <w:adjustRightInd w:val="0"/>
+              <w:rPr>
+                <w:rFonts w:ascii="Courier New" w:hAnsi="Courier New" w:cs="Courier New"/>
+                <w:sz w:val="18"/>
+                <w:szCs w:val="18"/>
+              </w:rPr>
+            </w:pPr>
+          </w:p>
+        </w:tc>
+      </w:tr>
+    </w:tbl>
     <w:p>
       <w:pPr>
         <w:tabs>
@@ -1210,7 +3377,7 @@
 </file>
 
 <file path=word/endnotes.xml><?xml version="1.0" encoding="utf-8"?>
-<w:endnotes xmlns:wpc="http://schemas.microsoft.com/office/word/2010/wordprocessingCanvas" xmlns:cx="http://schemas.microsoft.com/office/drawing/2014/chartex" xmlns:cx1="http://schemas.microsoft.com/office/drawing/2015/9/8/chartex" xmlns:cx2="http://schemas.microsoft.com/office/drawing/2015/10/21/chartex" xmlns:cx3="http://schemas.microsoft.com/office/drawing/2016/5/9/chartex" xmlns:cx4="http://schemas.microsoft.com/office/drawing/2016/5/10/chartex" xmlns:cx5="http://schemas.microsoft.com/office/drawing/2016/5/11/chartex" xmlns:cx6="http://schemas.microsoft.com/office/drawing/2016/5/12/chartex" xmlns:cx7="http://schemas.microsoft.com/office/drawing/2016/5/13/chartex" xmlns:cx8="http://schemas.microsoft.com/office/drawing/2016/5/14/chartex" xmlns:mc="http://schemas.openxmlformats.org/markup-compatibility/2006" xmlns:aink="http://schemas.microsoft.com/office/drawing/2016/ink" xmlns:am3d="http://schemas.microsoft.com/office/drawing/2017/model3d" xmlns:o="urn:schemas-microsoft-com:office:office" xmlns:r="http://schemas.openxmlformats.org/officeDocument/2006/relationships" xmlns:m="http://schemas.openxmlformats.org/officeDocument/2006/math" xmlns:v="urn:schemas-microsoft-com:vml" xmlns:wp14="http://schemas.microsoft.com/office/word/2010/wordprocessingDrawing" xmlns:wp="http://schemas.openxmlformats.org/drawingml/2006/wordprocessingDrawing" xmlns:w10="urn:schemas-microsoft-com:office:word" xmlns:w="http://schemas.openxmlformats.org/wordprocessingml/2006/main" xmlns:w14="http://schemas.microsoft.com/office/word/2010/wordml" xmlns:w15="http://schemas.microsoft.com/office/word/2012/wordml" xmlns:w16cid="http://schemas.microsoft.com/office/word/2016/wordml/cid" xmlns:w16se="http://schemas.microsoft.com/office/word/2015/wordml/symex" xmlns:wpg="http://schemas.microsoft.com/office/word/2010/wordprocessingGroup" xmlns:wpi="http://schemas.microsoft.com/office/word/2010/wordprocessingInk" xmlns:wne="http://schemas.microsoft.com/office/word/2006/wordml" xmlns:wps="http://schemas.microsoft.com/office/word/2010/wordprocessingShape" mc:Ignorable="w14 w15 w16se w16cid wp14">
+<w:endnotes xmlns:wpc="http://schemas.microsoft.com/office/word/2010/wordprocessingCanvas" xmlns:cx="http://schemas.microsoft.com/office/drawing/2014/chartex" xmlns:cx1="http://schemas.microsoft.com/office/drawing/2015/9/8/chartex" xmlns:cx2="http://schemas.microsoft.com/office/drawing/2015/10/21/chartex" xmlns:cx3="http://schemas.microsoft.com/office/drawing/2016/5/9/chartex" xmlns:cx4="http://schemas.microsoft.com/office/drawing/2016/5/10/chartex" xmlns:cx5="http://schemas.microsoft.com/office/drawing/2016/5/11/chartex" xmlns:cx6="http://schemas.microsoft.com/office/drawing/2016/5/12/chartex" xmlns:cx7="http://schemas.microsoft.com/office/drawing/2016/5/13/chartex" xmlns:cx8="http://schemas.microsoft.com/office/drawing/2016/5/14/chartex" xmlns:mc="http://schemas.openxmlformats.org/markup-compatibility/2006" xmlns:aink="http://schemas.microsoft.com/office/drawing/2016/ink" xmlns:am3d="http://schemas.microsoft.com/office/drawing/2017/model3d" xmlns:o="urn:schemas-microsoft-com:office:office" xmlns:r="http://schemas.openxmlformats.org/officeDocument/2006/relationships" xmlns:m="http://schemas.openxmlformats.org/officeDocument/2006/math" xmlns:v="urn:schemas-microsoft-com:vml" xmlns:wp14="http://schemas.microsoft.com/office/word/2010/wordprocessingDrawing" xmlns:wp="http://schemas.openxmlformats.org/drawingml/2006/wordprocessingDrawing" xmlns:w10="urn:schemas-microsoft-com:office:word" xmlns:w="http://schemas.openxmlformats.org/wordprocessingml/2006/main" xmlns:w14="http://schemas.microsoft.com/office/word/2010/wordml" xmlns:w15="http://schemas.microsoft.com/office/word/2012/wordml" xmlns:w16cex="http://schemas.microsoft.com/office/word/2018/wordml/cex" xmlns:w16cid="http://schemas.microsoft.com/office/word/2016/wordml/cid" xmlns:w16="http://schemas.microsoft.com/office/word/2018/wordml" xmlns:w16se="http://schemas.microsoft.com/office/word/2015/wordml/symex" xmlns:wpg="http://schemas.microsoft.com/office/word/2010/wordprocessingGroup" xmlns:wpi="http://schemas.microsoft.com/office/word/2010/wordprocessingInk" xmlns:wne="http://schemas.microsoft.com/office/word/2006/wordml" xmlns:wps="http://schemas.microsoft.com/office/word/2010/wordprocessingShape" mc:Ignorable="w14 w15 w16se w16cid w16 w16cex wp14">
   <w:endnote w:type="separator" w:id="-1">
     <w:p>
       <w:pPr>
@@ -1235,7 +3402,7 @@
 </file>
 
 <file path=word/footer1.xml><?xml version="1.0" encoding="utf-8"?>
-<w:ftr xmlns:wpc="http://schemas.microsoft.com/office/word/2010/wordprocessingCanvas" xmlns:cx="http://schemas.microsoft.com/office/drawing/2014/chartex" xmlns:cx1="http://schemas.microsoft.com/office/drawing/2015/9/8/chartex" xmlns:cx2="http://schemas.microsoft.com/office/drawing/2015/10/21/chartex" xmlns:cx3="http://schemas.microsoft.com/office/drawing/2016/5/9/chartex" xmlns:cx4="http://schemas.microsoft.com/office/drawing/2016/5/10/chartex" xmlns:cx5="http://schemas.microsoft.com/office/drawing/2016/5/11/chartex" xmlns:cx6="http://schemas.microsoft.com/office/drawing/2016/5/12/chartex" xmlns:cx7="http://schemas.microsoft.com/office/drawing/2016/5/13/chartex" xmlns:cx8="http://schemas.microsoft.com/office/drawing/2016/5/14/chartex" xmlns:mc="http://schemas.openxmlformats.org/markup-compatibility/2006" xmlns:aink="http://schemas.microsoft.com/office/drawing/2016/ink" xmlns:am3d="http://schemas.microsoft.com/office/drawing/2017/model3d" xmlns:o="urn:schemas-microsoft-com:office:office" xmlns:r="http://schemas.openxmlformats.org/officeDocument/2006/relationships" xmlns:m="http://schemas.openxmlformats.org/officeDocument/2006/math" xmlns:v="urn:schemas-microsoft-com:vml" xmlns:wp14="http://schemas.microsoft.com/office/word/2010/wordprocessingDrawing" xmlns:wp="http://schemas.openxmlformats.org/drawingml/2006/wordprocessingDrawing" xmlns:w10="urn:schemas-microsoft-com:office:word" xmlns:w="http://schemas.openxmlformats.org/wordprocessingml/2006/main" xmlns:w14="http://schemas.microsoft.com/office/word/2010/wordml" xmlns:w15="http://schemas.microsoft.com/office/word/2012/wordml" xmlns:w16cid="http://schemas.microsoft.com/office/word/2016/wordml/cid" xmlns:w16se="http://schemas.microsoft.com/office/word/2015/wordml/symex" xmlns:wpg="http://schemas.microsoft.com/office/word/2010/wordprocessingGroup" xmlns:wpi="http://schemas.microsoft.com/office/word/2010/wordprocessingInk" xmlns:wne="http://schemas.microsoft.com/office/word/2006/wordml" xmlns:wps="http://schemas.microsoft.com/office/word/2010/wordprocessingShape" mc:Ignorable="w14 w15 w16se w16cid wp14">
+<w:ftr xmlns:wpc="http://schemas.microsoft.com/office/word/2010/wordprocessingCanvas" xmlns:cx="http://schemas.microsoft.com/office/drawing/2014/chartex" xmlns:cx1="http://schemas.microsoft.com/office/drawing/2015/9/8/chartex" xmlns:cx2="http://schemas.microsoft.com/office/drawing/2015/10/21/chartex" xmlns:cx3="http://schemas.microsoft.com/office/drawing/2016/5/9/chartex" xmlns:cx4="http://schemas.microsoft.com/office/drawing/2016/5/10/chartex" xmlns:cx5="http://schemas.microsoft.com/office/drawing/2016/5/11/chartex" xmlns:cx6="http://schemas.microsoft.com/office/drawing/2016/5/12/chartex" xmlns:cx7="http://schemas.microsoft.com/office/drawing/2016/5/13/chartex" xmlns:cx8="http://schemas.microsoft.com/office/drawing/2016/5/14/chartex" xmlns:mc="http://schemas.openxmlformats.org/markup-compatibility/2006" xmlns:aink="http://schemas.microsoft.com/office/drawing/2016/ink" xmlns:am3d="http://schemas.microsoft.com/office/drawing/2017/model3d" xmlns:o="urn:schemas-microsoft-com:office:office" xmlns:r="http://schemas.openxmlformats.org/officeDocument/2006/relationships" xmlns:m="http://schemas.openxmlformats.org/officeDocument/2006/math" xmlns:v="urn:schemas-microsoft-com:vml" xmlns:wp14="http://schemas.microsoft.com/office/word/2010/wordprocessingDrawing" xmlns:wp="http://schemas.openxmlformats.org/drawingml/2006/wordprocessingDrawing" xmlns:w10="urn:schemas-microsoft-com:office:word" xmlns:w="http://schemas.openxmlformats.org/wordprocessingml/2006/main" xmlns:w14="http://schemas.microsoft.com/office/word/2010/wordml" xmlns:w15="http://schemas.microsoft.com/office/word/2012/wordml" xmlns:w16cex="http://schemas.microsoft.com/office/word/2018/wordml/cex" xmlns:w16cid="http://schemas.microsoft.com/office/word/2016/wordml/cid" xmlns:w16="http://schemas.microsoft.com/office/word/2018/wordml" xmlns:w16se="http://schemas.microsoft.com/office/word/2015/wordml/symex" xmlns:wpg="http://schemas.microsoft.com/office/word/2010/wordprocessingGroup" xmlns:wpi="http://schemas.microsoft.com/office/word/2010/wordprocessingInk" xmlns:wne="http://schemas.microsoft.com/office/word/2006/wordml" xmlns:wps="http://schemas.microsoft.com/office/word/2010/wordprocessingShape" mc:Ignorable="w14 w15 w16se w16cid w16 w16cex wp14">
   <w:p>
     <w:pPr>
       <w:rPr>
@@ -1288,7 +3455,7 @@
 </file>
 
 <file path=word/footnotes.xml><?xml version="1.0" encoding="utf-8"?>
-<w:footnotes xmlns:wpc="http://schemas.microsoft.com/office/word/2010/wordprocessingCanvas" xmlns:cx="http://schemas.microsoft.com/office/drawing/2014/chartex" xmlns:cx1="http://schemas.microsoft.com/office/drawing/2015/9/8/chartex" xmlns:cx2="http://schemas.microsoft.com/office/drawing/2015/10/21/chartex" xmlns:cx3="http://schemas.microsoft.com/office/drawing/2016/5/9/chartex" xmlns:cx4="http://schemas.microsoft.com/office/drawing/2016/5/10/chartex" xmlns:cx5="http://schemas.microsoft.com/office/drawing/2016/5/11/chartex" xmlns:cx6="http://schemas.microsoft.com/office/drawing/2016/5/12/chartex" xmlns:cx7="http://schemas.microsoft.com/office/drawing/2016/5/13/chartex" xmlns:cx8="http://schemas.microsoft.com/office/drawing/2016/5/14/chartex" xmlns:mc="http://schemas.openxmlformats.org/markup-compatibility/2006" xmlns:aink="http://schemas.microsoft.com/office/drawing/2016/ink" xmlns:am3d="http://schemas.microsoft.com/office/drawing/2017/model3d" xmlns:o="urn:schemas-microsoft-com:office:office" xmlns:r="http://schemas.openxmlformats.org/officeDocument/2006/relationships" xmlns:m="http://schemas.openxmlformats.org/officeDocument/2006/math" xmlns:v="urn:schemas-microsoft-com:vml" xmlns:wp14="http://schemas.microsoft.com/office/word/2010/wordprocessingDrawing" xmlns:wp="http://schemas.openxmlformats.org/drawingml/2006/wordprocessingDrawing" xmlns:w10="urn:schemas-microsoft-com:office:word" xmlns:w="http://schemas.openxmlformats.org/wordprocessingml/2006/main" xmlns:w14="http://schemas.microsoft.com/office/word/2010/wordml" xmlns:w15="http://schemas.microsoft.com/office/word/2012/wordml" xmlns:w16cid="http://schemas.microsoft.com/office/word/2016/wordml/cid" xmlns:w16se="http://schemas.microsoft.com/office/word/2015/wordml/symex" xmlns:wpg="http://schemas.microsoft.com/office/word/2010/wordprocessingGroup" xmlns:wpi="http://schemas.microsoft.com/office/word/2010/wordprocessingInk" xmlns:wne="http://schemas.microsoft.com/office/word/2006/wordml" xmlns:wps="http://schemas.microsoft.com/office/word/2010/wordprocessingShape" mc:Ignorable="w14 w15 w16se w16cid wp14">
+<w:footnotes xmlns:wpc="http://schemas.microsoft.com/office/word/2010/wordprocessingCanvas" xmlns:cx="http://schemas.microsoft.com/office/drawing/2014/chartex" xmlns:cx1="http://schemas.microsoft.com/office/drawing/2015/9/8/chartex" xmlns:cx2="http://schemas.microsoft.com/office/drawing/2015/10/21/chartex" xmlns:cx3="http://schemas.microsoft.com/office/drawing/2016/5/9/chartex" xmlns:cx4="http://schemas.microsoft.com/office/drawing/2016/5/10/chartex" xmlns:cx5="http://schemas.microsoft.com/office/drawing/2016/5/11/chartex" xmlns:cx6="http://schemas.microsoft.com/office/drawing/2016/5/12/chartex" xmlns:cx7="http://schemas.microsoft.com/office/drawing/2016/5/13/chartex" xmlns:cx8="http://schemas.microsoft.com/office/drawing/2016/5/14/chartex" xmlns:mc="http://schemas.openxmlformats.org/markup-compatibility/2006" xmlns:aink="http://schemas.microsoft.com/office/drawing/2016/ink" xmlns:am3d="http://schemas.microsoft.com/office/drawing/2017/model3d" xmlns:o="urn:schemas-microsoft-com:office:office" xmlns:r="http://schemas.openxmlformats.org/officeDocument/2006/relationships" xmlns:m="http://schemas.openxmlformats.org/officeDocument/2006/math" xmlns:v="urn:schemas-microsoft-com:vml" xmlns:wp14="http://schemas.microsoft.com/office/word/2010/wordprocessingDrawing" xmlns:wp="http://schemas.openxmlformats.org/drawingml/2006/wordprocessingDrawing" xmlns:w10="urn:schemas-microsoft-com:office:word" xmlns:w="http://schemas.openxmlformats.org/wordprocessingml/2006/main" xmlns:w14="http://schemas.microsoft.com/office/word/2010/wordml" xmlns:w15="http://schemas.microsoft.com/office/word/2012/wordml" xmlns:w16cex="http://schemas.microsoft.com/office/word/2018/wordml/cex" xmlns:w16cid="http://schemas.microsoft.com/office/word/2016/wordml/cid" xmlns:w16="http://schemas.microsoft.com/office/word/2018/wordml" xmlns:w16se="http://schemas.microsoft.com/office/word/2015/wordml/symex" xmlns:wpg="http://schemas.microsoft.com/office/word/2010/wordprocessingGroup" xmlns:wpi="http://schemas.microsoft.com/office/word/2010/wordprocessingInk" xmlns:wne="http://schemas.microsoft.com/office/word/2006/wordml" xmlns:wps="http://schemas.microsoft.com/office/word/2010/wordprocessingShape" mc:Ignorable="w14 w15 w16se w16cid w16 w16cex wp14">
   <w:footnote w:type="separator" w:id="-1">
     <w:p>
       <w:pPr>
@@ -1313,7 +3480,7 @@
 </file>
 
 <file path=word/numbering.xml><?xml version="1.0" encoding="utf-8"?>
-<w:numbering xmlns:wpc="http://schemas.microsoft.com/office/word/2010/wordprocessingCanvas" xmlns:cx="http://schemas.microsoft.com/office/drawing/2014/chartex" xmlns:cx1="http://schemas.microsoft.com/office/drawing/2015/9/8/chartex" xmlns:cx2="http://schemas.microsoft.com/office/drawing/2015/10/21/chartex" xmlns:cx3="http://schemas.microsoft.com/office/drawing/2016/5/9/chartex" xmlns:cx4="http://schemas.microsoft.com/office/drawing/2016/5/10/chartex" xmlns:cx5="http://schemas.microsoft.com/office/drawing/2016/5/11/chartex" xmlns:cx6="http://schemas.microsoft.com/office/drawing/2016/5/12/chartex" xmlns:cx7="http://schemas.microsoft.com/office/drawing/2016/5/13/chartex" xmlns:cx8="http://schemas.microsoft.com/office/drawing/2016/5/14/chartex" xmlns:mc="http://schemas.openxmlformats.org/markup-compatibility/2006" xmlns:aink="http://schemas.microsoft.com/office/drawing/2016/ink" xmlns:am3d="http://schemas.microsoft.com/office/drawing/2017/model3d" xmlns:o="urn:schemas-microsoft-com:office:office" xmlns:r="http://schemas.openxmlformats.org/officeDocument/2006/relationships" xmlns:m="http://schemas.openxmlformats.org/officeDocument/2006/math" xmlns:v="urn:schemas-microsoft-com:vml" xmlns:wp14="http://schemas.microsoft.com/office/word/2010/wordprocessingDrawing" xmlns:wp="http://schemas.openxmlformats.org/drawingml/2006/wordprocessingDrawing" xmlns:w10="urn:schemas-microsoft-com:office:word" xmlns:w="http://schemas.openxmlformats.org/wordprocessingml/2006/main" xmlns:w14="http://schemas.microsoft.com/office/word/2010/wordml" xmlns:w15="http://schemas.microsoft.com/office/word/2012/wordml" xmlns:w16cid="http://schemas.microsoft.com/office/word/2016/wordml/cid" xmlns:w16se="http://schemas.microsoft.com/office/word/2015/wordml/symex" xmlns:wpg="http://schemas.microsoft.com/office/word/2010/wordprocessingGroup" xmlns:wpi="http://schemas.microsoft.com/office/word/2010/wordprocessingInk" xmlns:wne="http://schemas.microsoft.com/office/word/2006/wordml" xmlns:wps="http://schemas.microsoft.com/office/word/2010/wordprocessingShape" mc:Ignorable="w14 w15 w16se w16cid wp14">
+<w:numbering xmlns:wpc="http://schemas.microsoft.com/office/word/2010/wordprocessingCanvas" xmlns:cx="http://schemas.microsoft.com/office/drawing/2014/chartex" xmlns:cx1="http://schemas.microsoft.com/office/drawing/2015/9/8/chartex" xmlns:cx2="http://schemas.microsoft.com/office/drawing/2015/10/21/chartex" xmlns:cx3="http://schemas.microsoft.com/office/drawing/2016/5/9/chartex" xmlns:cx4="http://schemas.microsoft.com/office/drawing/2016/5/10/chartex" xmlns:cx5="http://schemas.microsoft.com/office/drawing/2016/5/11/chartex" xmlns:cx6="http://schemas.microsoft.com/office/drawing/2016/5/12/chartex" xmlns:cx7="http://schemas.microsoft.com/office/drawing/2016/5/13/chartex" xmlns:cx8="http://schemas.microsoft.com/office/drawing/2016/5/14/chartex" xmlns:mc="http://schemas.openxmlformats.org/markup-compatibility/2006" xmlns:aink="http://schemas.microsoft.com/office/drawing/2016/ink" xmlns:am3d="http://schemas.microsoft.com/office/drawing/2017/model3d" xmlns:o="urn:schemas-microsoft-com:office:office" xmlns:r="http://schemas.openxmlformats.org/officeDocument/2006/relationships" xmlns:m="http://schemas.openxmlformats.org/officeDocument/2006/math" xmlns:v="urn:schemas-microsoft-com:vml" xmlns:wp14="http://schemas.microsoft.com/office/word/2010/wordprocessingDrawing" xmlns:wp="http://schemas.openxmlformats.org/drawingml/2006/wordprocessingDrawing" xmlns:w10="urn:schemas-microsoft-com:office:word" xmlns:w="http://schemas.openxmlformats.org/wordprocessingml/2006/main" xmlns:w14="http://schemas.microsoft.com/office/word/2010/wordml" xmlns:w15="http://schemas.microsoft.com/office/word/2012/wordml" xmlns:w16cex="http://schemas.microsoft.com/office/word/2018/wordml/cex" xmlns:w16cid="http://schemas.microsoft.com/office/word/2016/wordml/cid" xmlns:w16="http://schemas.microsoft.com/office/word/2018/wordml" xmlns:w16se="http://schemas.microsoft.com/office/word/2015/wordml/symex" xmlns:wpg="http://schemas.microsoft.com/office/word/2010/wordprocessingGroup" xmlns:wpi="http://schemas.microsoft.com/office/word/2010/wordprocessingInk" xmlns:wne="http://schemas.microsoft.com/office/word/2006/wordml" xmlns:wps="http://schemas.microsoft.com/office/word/2010/wordprocessingShape" mc:Ignorable="w14 w15 w16se w16cid w16 w16cex wp14">
   <w:abstractNum w:abstractNumId="0" w15:restartNumberingAfterBreak="0">
     <w:nsid w:val="19627FCB"/>
     <w:multiLevelType w:val="multilevel"/>
@@ -2802,7 +4969,7 @@
 </file>
 
 <file path=word/styles.xml><?xml version="1.0" encoding="utf-8"?>
-<w:styles xmlns:mc="http://schemas.openxmlformats.org/markup-compatibility/2006" xmlns:r="http://schemas.openxmlformats.org/officeDocument/2006/relationships" xmlns:w="http://schemas.openxmlformats.org/wordprocessingml/2006/main" xmlns:w14="http://schemas.microsoft.com/office/word/2010/wordml" xmlns:w15="http://schemas.microsoft.com/office/word/2012/wordml" xmlns:w16cid="http://schemas.microsoft.com/office/word/2016/wordml/cid" xmlns:w16se="http://schemas.microsoft.com/office/word/2015/wordml/symex" mc:Ignorable="w14 w15 w16se w16cid">
+<w:styles xmlns:mc="http://schemas.openxmlformats.org/markup-compatibility/2006" xmlns:r="http://schemas.openxmlformats.org/officeDocument/2006/relationships" xmlns:w="http://schemas.openxmlformats.org/wordprocessingml/2006/main" xmlns:w14="http://schemas.microsoft.com/office/word/2010/wordml" xmlns:w15="http://schemas.microsoft.com/office/word/2012/wordml" xmlns:w16cex="http://schemas.microsoft.com/office/word/2018/wordml/cex" xmlns:w16cid="http://schemas.microsoft.com/office/word/2016/wordml/cid" xmlns:w16="http://schemas.microsoft.com/office/word/2018/wordml" xmlns:w16se="http://schemas.microsoft.com/office/word/2015/wordml/symex" mc:Ignorable="w14 w15 w16se w16cid w16 w16cex">
   <w:docDefaults>
     <w:rPrDefault>
       <w:rPr>
@@ -3412,7 +5579,6 @@
   <w:style w:type="character" w:default="1" w:styleId="DefaultParagraphFont">
     <w:name w:val="Default Paragraph Font"/>
     <w:uiPriority w:val="1"/>
-    <w:semiHidden/>
     <w:unhideWhenUsed/>
   </w:style>
   <w:style w:type="table" w:default="1" w:styleId="TableNormal">
